--- a/lab5/ЛР5.docx
+++ b/lab5/ЛР5.docx
@@ -1187,6 +1187,7 @@
         <w:rPr>
           <w:rFonts w:ascii="Times New Roman" w:hAnsi="Times New Roman" w:cs="Times New Roman"/>
           <w:color w:val="000000" w:themeColor="text1"/>
+          <w:lang w:val="en-US"/>
         </w:rPr>
       </w:pPr>
       <w:r>
@@ -1200,6 +1201,7 @@
         <w:rPr>
           <w:rFonts w:ascii="Times New Roman" w:hAnsi="Times New Roman" w:cs="Times New Roman"/>
           <w:color w:val="000000" w:themeColor="text1"/>
+          <w:lang w:val="en-US"/>
         </w:rPr>
         <w:instrText xml:space="preserve"> </w:instrText>
       </w:r>
@@ -1215,6 +1217,7 @@
         <w:rPr>
           <w:rFonts w:ascii="Times New Roman" w:hAnsi="Times New Roman" w:cs="Times New Roman"/>
           <w:color w:val="000000" w:themeColor="text1"/>
+          <w:lang w:val="en-US"/>
         </w:rPr>
         <w:instrText xml:space="preserve">  </w:instrText>
       </w:r>
@@ -1230,6 +1233,7 @@
         <w:rPr>
           <w:rFonts w:ascii="Times New Roman" w:hAnsi="Times New Roman" w:cs="Times New Roman"/>
           <w:color w:val="000000" w:themeColor="text1"/>
+          <w:lang w:val="en-US"/>
         </w:rPr>
         <w:t xml:space="preserve"> </w:t>
       </w:r>
@@ -1240,7 +1244,22 @@
           <w:rFonts w:ascii="Times New Roman" w:hAnsi="Times New Roman" w:cs="Times New Roman"/>
           <w:color w:val="000000" w:themeColor="text1"/>
         </w:rPr>
-        <w:t>Текст программы</w:t>
+        <w:t>Текст</w:t>
+      </w:r>
+      <w:r>
+        <w:rPr>
+          <w:rFonts w:ascii="Times New Roman" w:hAnsi="Times New Roman" w:cs="Times New Roman"/>
+          <w:color w:val="000000" w:themeColor="text1"/>
+          <w:lang w:val="en-US"/>
+        </w:rPr>
+        <w:t xml:space="preserve"> </w:t>
+      </w:r>
+      <w:r>
+        <w:rPr>
+          <w:rFonts w:ascii="Times New Roman" w:hAnsi="Times New Roman" w:cs="Times New Roman"/>
+          <w:color w:val="000000" w:themeColor="text1"/>
+        </w:rPr>
+        <w:t>программы</w:t>
       </w:r>
       <w:bookmarkEnd w:id="3"/>
     </w:p>
@@ -1252,6 +1271,7 @@
         <w:rPr>
           <w:sz w:val="24"/>
           <w:szCs w:val="24"/>
+          <w:lang w:val="en-US"/>
         </w:rPr>
       </w:pPr>
       <w:r>
@@ -1570,21 +1590,40 @@
         </w:rPr>
         <w:br/>
       </w:r>
-      <w:proofErr w:type="spellStart"/>
-      <w:r>
-        <w:rPr>
-          <w:color w:val="BCBEC4"/>
-          <w:lang w:val="en-US"/>
-        </w:rPr>
-        <w:t>load_dotenv</w:t>
-      </w:r>
-      <w:proofErr w:type="spellEnd"/>
-      <w:r>
-        <w:rPr>
-          <w:color w:val="BCBEC4"/>
-          <w:lang w:val="en-US"/>
-        </w:rPr>
-        <w:t>()</w:t>
+      <w:r>
+        <w:rPr>
+          <w:color w:val="BCBEC4"/>
+          <w:lang w:val="en-US"/>
+        </w:rPr>
+        <w:t>load_dotenv(</w:t>
+      </w:r>
+      <w:r>
+        <w:rPr>
+          <w:color w:val="AA4926"/>
+          <w:lang w:val="en-US"/>
+        </w:rPr>
+        <w:t>override</w:t>
+      </w:r>
+      <w:r>
+        <w:rPr>
+          <w:color w:val="BCBEC4"/>
+          <w:lang w:val="en-US"/>
+        </w:rPr>
+        <w:t>=</w:t>
+      </w:r>
+      <w:r>
+        <w:rPr>
+          <w:color w:val="CF8E6D"/>
+          <w:lang w:val="en-US"/>
+        </w:rPr>
+        <w:t>True</w:t>
+      </w:r>
+      <w:r>
+        <w:rPr>
+          <w:color w:val="BCBEC4"/>
+          <w:lang w:val="en-US"/>
+        </w:rPr>
+        <w:t>)</w:t>
       </w:r>
       <w:r>
         <w:rPr>
@@ -4123,6 +4162,7 @@
         <w:docPartUnique/>
       </w:docPartObj>
     </w:sdtPr>
+    <w:sdtEndPr/>
     <w:sdtContent>
       <w:p>
         <w:pPr>
@@ -5453,6 +5493,7 @@
   <w:style w:type="character" w:default="1" w:styleId="a0">
     <w:name w:val="Default Paragraph Font"/>
     <w:uiPriority w:val="1"/>
+    <w:semiHidden/>
     <w:unhideWhenUsed/>
   </w:style>
   <w:style w:type="table" w:default="1" w:styleId="a1">

--- a/lab5/ЛР5.docx
+++ b/lab5/ЛР5.docx
@@ -43,7 +43,6 @@
                 <w:szCs w:val="24"/>
               </w:rPr>
             </w:pPr>
-            <w:proofErr w:type="spellStart"/>
             <w:r>
               <w:rPr>
                 <w:color w:val="000000" w:themeColor="text1"/>
@@ -52,7 +51,6 @@
               </w:rPr>
               <w:t>Нардид</w:t>
             </w:r>
-            <w:proofErr w:type="spellEnd"/>
             <w:r>
               <w:rPr>
                 <w:color w:val="000000" w:themeColor="text1"/>
@@ -164,7 +162,6 @@
                 <w:szCs w:val="24"/>
               </w:rPr>
             </w:pPr>
-            <w:proofErr w:type="spellStart"/>
             <w:r>
               <w:rPr>
                 <w:color w:val="000000" w:themeColor="text1"/>
@@ -173,7 +170,6 @@
               </w:rPr>
               <w:t>Нардид</w:t>
             </w:r>
-            <w:proofErr w:type="spellEnd"/>
             <w:r>
               <w:rPr>
                 <w:color w:val="000000" w:themeColor="text1"/>
@@ -424,23 +420,7 @@
           <w:sz w:val="32"/>
           <w:szCs w:val="32"/>
         </w:rPr>
-        <w:t xml:space="preserve">Разработка простого бота для </w:t>
-      </w:r>
-      <w:proofErr w:type="spellStart"/>
-      <w:r>
-        <w:rPr>
-          <w:sz w:val="32"/>
-          <w:szCs w:val="32"/>
-        </w:rPr>
-        <w:t>Telegram</w:t>
-      </w:r>
-      <w:proofErr w:type="spellEnd"/>
-      <w:r>
-        <w:rPr>
-          <w:sz w:val="32"/>
-          <w:szCs w:val="32"/>
-        </w:rPr>
-        <w:t xml:space="preserve"> с использованием языка Python</w:t>
+        <w:t>Разработка простого бота для Telegram с использованием языка Python</w:t>
       </w:r>
       <w:r>
         <w:rPr>
@@ -1161,23 +1141,7 @@
           <w:sz w:val="24"/>
           <w:szCs w:val="24"/>
         </w:rPr>
-        <w:t xml:space="preserve">Разработайте простого бота для </w:t>
-      </w:r>
-      <w:proofErr w:type="spellStart"/>
-      <w:r>
-        <w:rPr>
-          <w:sz w:val="24"/>
-          <w:szCs w:val="24"/>
-        </w:rPr>
-        <w:t>Telegram</w:t>
-      </w:r>
-      <w:proofErr w:type="spellEnd"/>
-      <w:r>
-        <w:rPr>
-          <w:sz w:val="24"/>
-          <w:szCs w:val="24"/>
-        </w:rPr>
-        <w:t>. Бот должен использовать функциональность создания кнопок.</w:t>
+        <w:t>Разработайте простого бота для Telegram. Бот должен использовать функциональность создания кнопок.</w:t>
       </w:r>
     </w:p>
     <w:p>
@@ -1187,53 +1151,49 @@
         <w:rPr>
           <w:rFonts w:ascii="Times New Roman" w:hAnsi="Times New Roman" w:cs="Times New Roman"/>
           <w:color w:val="000000" w:themeColor="text1"/>
+        </w:rPr>
+      </w:pPr>
+      <w:r>
+        <w:rPr>
+          <w:rFonts w:ascii="Times New Roman" w:hAnsi="Times New Roman" w:cs="Times New Roman"/>
+          <w:color w:val="000000" w:themeColor="text1"/>
+        </w:rPr>
+        <w:fldChar w:fldCharType="begin"/>
+      </w:r>
+      <w:r>
+        <w:rPr>
+          <w:rFonts w:ascii="Times New Roman" w:hAnsi="Times New Roman" w:cs="Times New Roman"/>
+          <w:color w:val="000000" w:themeColor="text1"/>
+        </w:rPr>
+        <w:instrText xml:space="preserve"> </w:instrText>
+      </w:r>
+      <w:r>
+        <w:rPr>
+          <w:rFonts w:ascii="Times New Roman" w:hAnsi="Times New Roman" w:cs="Times New Roman"/>
+          <w:color w:val="000000" w:themeColor="text1"/>
           <w:lang w:val="en-US"/>
         </w:rPr>
-      </w:pPr>
+        <w:instrText>AUTONUMLGL</w:instrText>
+      </w:r>
       <w:r>
         <w:rPr>
           <w:rFonts w:ascii="Times New Roman" w:hAnsi="Times New Roman" w:cs="Times New Roman"/>
           <w:color w:val="000000" w:themeColor="text1"/>
         </w:rPr>
-        <w:fldChar w:fldCharType="begin"/>
-      </w:r>
+        <w:instrText xml:space="preserve">  </w:instrText>
+      </w:r>
+      <w:bookmarkStart w:id="2" w:name="_Toc180011309"/>
       <w:r>
         <w:rPr>
           <w:rFonts w:ascii="Times New Roman" w:hAnsi="Times New Roman" w:cs="Times New Roman"/>
           <w:color w:val="000000" w:themeColor="text1"/>
-          <w:lang w:val="en-US"/>
-        </w:rPr>
-        <w:instrText xml:space="preserve"> </w:instrText>
+        </w:rPr>
+        <w:fldChar w:fldCharType="end"/>
       </w:r>
       <w:r>
         <w:rPr>
           <w:rFonts w:ascii="Times New Roman" w:hAnsi="Times New Roman" w:cs="Times New Roman"/>
           <w:color w:val="000000" w:themeColor="text1"/>
-          <w:lang w:val="en-US"/>
-        </w:rPr>
-        <w:instrText>AUTONUMLGL</w:instrText>
-      </w:r>
-      <w:r>
-        <w:rPr>
-          <w:rFonts w:ascii="Times New Roman" w:hAnsi="Times New Roman" w:cs="Times New Roman"/>
-          <w:color w:val="000000" w:themeColor="text1"/>
-          <w:lang w:val="en-US"/>
-        </w:rPr>
-        <w:instrText xml:space="preserve">  </w:instrText>
-      </w:r>
-      <w:bookmarkStart w:id="2" w:name="_Toc180011309"/>
-      <w:r>
-        <w:rPr>
-          <w:rFonts w:ascii="Times New Roman" w:hAnsi="Times New Roman" w:cs="Times New Roman"/>
-          <w:color w:val="000000" w:themeColor="text1"/>
-        </w:rPr>
-        <w:fldChar w:fldCharType="end"/>
-      </w:r>
-      <w:r>
-        <w:rPr>
-          <w:rFonts w:ascii="Times New Roman" w:hAnsi="Times New Roman" w:cs="Times New Roman"/>
-          <w:color w:val="000000" w:themeColor="text1"/>
-          <w:lang w:val="en-US"/>
         </w:rPr>
         <w:t xml:space="preserve"> </w:t>
       </w:r>
@@ -1250,7 +1210,6 @@
         <w:rPr>
           <w:rFonts w:ascii="Times New Roman" w:hAnsi="Times New Roman" w:cs="Times New Roman"/>
           <w:color w:val="000000" w:themeColor="text1"/>
-          <w:lang w:val="en-US"/>
         </w:rPr>
         <w:t xml:space="preserve"> </w:t>
       </w:r>
@@ -1271,7 +1230,6 @@
         <w:rPr>
           <w:sz w:val="24"/>
           <w:szCs w:val="24"/>
-          <w:lang w:val="en-US"/>
         </w:rPr>
       </w:pPr>
       <w:r>
@@ -1286,7 +1244,6 @@
         <w:rPr>
           <w:sz w:val="24"/>
           <w:szCs w:val="24"/>
-          <w:lang w:val="en-US"/>
         </w:rPr>
         <w:t>.</w:t>
       </w:r>
@@ -1296,7 +1253,14 @@
           <w:szCs w:val="24"/>
           <w:lang w:val="en-US"/>
         </w:rPr>
-        <w:t>py:</w:t>
+        <w:t>py</w:t>
+      </w:r>
+      <w:r>
+        <w:rPr>
+          <w:sz w:val="24"/>
+          <w:szCs w:val="24"/>
+        </w:rPr>
+        <w:t>:</w:t>
       </w:r>
     </w:p>
     <w:p>
@@ -1305,2618 +1269,1713 @@
         <w:shd w:val="clear" w:color="auto" w:fill="191A1C"/>
         <w:rPr>
           <w:color w:val="BCBEC4"/>
-        </w:rPr>
-      </w:pPr>
+          <w:lang w:val="en-US"/>
+        </w:rPr>
+      </w:pPr>
+      <w:r>
+        <w:rPr>
+          <w:color w:val="7A7E85"/>
+        </w:rPr>
+        <w:t># Импорт необходимых библиотек</w:t>
+      </w:r>
+      <w:r>
+        <w:rPr>
+          <w:color w:val="7A7E85"/>
+        </w:rPr>
+        <w:br/>
+      </w:r>
+      <w:r>
+        <w:rPr>
+          <w:color w:val="CF8E6D"/>
+        </w:rPr>
+        <w:t xml:space="preserve">import </w:t>
+      </w:r>
+      <w:r>
+        <w:rPr>
+          <w:color w:val="BCBEC4"/>
+        </w:rPr>
+        <w:t>os</w:t>
+      </w:r>
+      <w:r>
+        <w:rPr>
+          <w:color w:val="BCBEC4"/>
+        </w:rPr>
+        <w:br/>
+      </w:r>
+      <w:r>
+        <w:rPr>
+          <w:color w:val="BCBEC4"/>
+        </w:rPr>
+        <w:br/>
+      </w:r>
+      <w:r>
+        <w:rPr>
+          <w:color w:val="CF8E6D"/>
+        </w:rPr>
+        <w:t xml:space="preserve">from </w:t>
+      </w:r>
+      <w:r>
+        <w:rPr>
+          <w:color w:val="BCBEC4"/>
+        </w:rPr>
+        <w:t xml:space="preserve">dotenv </w:t>
+      </w:r>
+      <w:r>
+        <w:rPr>
+          <w:color w:val="CF8E6D"/>
+        </w:rPr>
+        <w:t xml:space="preserve">import </w:t>
+      </w:r>
+      <w:r>
+        <w:rPr>
+          <w:color w:val="BCBEC4"/>
+        </w:rPr>
+        <w:t>load_dotenv</w:t>
+      </w:r>
+      <w:r>
+        <w:rPr>
+          <w:color w:val="BCBEC4"/>
+        </w:rPr>
+        <w:br/>
+      </w:r>
+      <w:r>
+        <w:rPr>
+          <w:color w:val="CF8E6D"/>
+        </w:rPr>
+        <w:t xml:space="preserve">from </w:t>
+      </w:r>
+      <w:r>
+        <w:rPr>
+          <w:color w:val="BCBEC4"/>
+        </w:rPr>
+        <w:t xml:space="preserve">telegram </w:t>
+      </w:r>
+      <w:r>
+        <w:rPr>
+          <w:color w:val="CF8E6D"/>
+        </w:rPr>
+        <w:t xml:space="preserve">import </w:t>
+      </w:r>
+      <w:r>
+        <w:rPr>
+          <w:color w:val="BCBEC4"/>
+        </w:rPr>
+        <w:t>ReplyKeyboardMarkup, Update</w:t>
+      </w:r>
+      <w:r>
+        <w:rPr>
+          <w:color w:val="BCBEC4"/>
+        </w:rPr>
+        <w:br/>
+      </w:r>
+      <w:r>
+        <w:rPr>
+          <w:color w:val="CF8E6D"/>
+        </w:rPr>
+        <w:t xml:space="preserve">from </w:t>
+      </w:r>
+      <w:r>
+        <w:rPr>
+          <w:color w:val="BCBEC4"/>
+        </w:rPr>
+        <w:t xml:space="preserve">telegram.ext </w:t>
+      </w:r>
+      <w:r>
+        <w:rPr>
+          <w:color w:val="CF8E6D"/>
+        </w:rPr>
+        <w:t xml:space="preserve">import </w:t>
+      </w:r>
+      <w:r>
+        <w:rPr>
+          <w:color w:val="BCBEC4"/>
+        </w:rPr>
+        <w:t>(</w:t>
+      </w:r>
+      <w:r>
+        <w:rPr>
+          <w:color w:val="BCBEC4"/>
+        </w:rPr>
+        <w:br/>
+        <w:t xml:space="preserve">    ApplicationBuilder,</w:t>
+      </w:r>
+      <w:r>
+        <w:rPr>
+          <w:color w:val="BCBEC4"/>
+        </w:rPr>
+        <w:br/>
+        <w:t xml:space="preserve">    CommandHandler,</w:t>
+      </w:r>
+      <w:r>
+        <w:rPr>
+          <w:color w:val="BCBEC4"/>
+        </w:rPr>
+        <w:br/>
+        <w:t xml:space="preserve">    ContextTypes,</w:t>
+      </w:r>
+      <w:r>
+        <w:rPr>
+          <w:color w:val="BCBEC4"/>
+        </w:rPr>
+        <w:br/>
+        <w:t xml:space="preserve">    MessageHandler,</w:t>
+      </w:r>
+      <w:r>
+        <w:rPr>
+          <w:color w:val="BCBEC4"/>
+        </w:rPr>
+        <w:br/>
+        <w:t xml:space="preserve">    filters,</w:t>
+      </w:r>
+      <w:r>
+        <w:rPr>
+          <w:color w:val="BCBEC4"/>
+        </w:rPr>
+        <w:br/>
+        <w:t>)</w:t>
+      </w:r>
+      <w:r>
+        <w:rPr>
+          <w:color w:val="BCBEC4"/>
+        </w:rPr>
+        <w:br/>
+      </w:r>
+      <w:r>
+        <w:rPr>
+          <w:color w:val="BCBEC4"/>
+        </w:rPr>
+        <w:br/>
+      </w:r>
+      <w:r>
+        <w:rPr>
+          <w:color w:val="7A7E85"/>
+        </w:rPr>
+        <w:t># Загружаем токен из файла .env</w:t>
+      </w:r>
+      <w:r>
+        <w:rPr>
+          <w:color w:val="7A7E85"/>
+        </w:rPr>
+        <w:br/>
+      </w:r>
+      <w:r>
+        <w:rPr>
+          <w:color w:val="BCBEC4"/>
+        </w:rPr>
+        <w:t>load_dotenv(</w:t>
+      </w:r>
+      <w:r>
+        <w:rPr>
+          <w:color w:val="AA4926"/>
+        </w:rPr>
+        <w:t>override</w:t>
+      </w:r>
+      <w:r>
+        <w:rPr>
+          <w:color w:val="BCBEC4"/>
+        </w:rPr>
+        <w:t>=</w:t>
+      </w:r>
+      <w:r>
+        <w:rPr>
+          <w:color w:val="CF8E6D"/>
+        </w:rPr>
+        <w:t>True</w:t>
+      </w:r>
+      <w:r>
+        <w:rPr>
+          <w:color w:val="BCBEC4"/>
+        </w:rPr>
+        <w:t>)</w:t>
+      </w:r>
+      <w:r>
+        <w:rPr>
+          <w:color w:val="BCBEC4"/>
+        </w:rPr>
+        <w:br/>
+      </w:r>
+      <w:r>
+        <w:rPr>
+          <w:color w:val="BCBEC4"/>
+        </w:rPr>
+        <w:br/>
+      </w:r>
+      <w:r>
+        <w:rPr>
+          <w:color w:val="BCBEC4"/>
+        </w:rPr>
+        <w:br/>
+      </w:r>
+      <w:r>
+        <w:rPr>
+          <w:color w:val="CF8E6D"/>
+        </w:rPr>
+        <w:t xml:space="preserve">async def </w:t>
+      </w:r>
+      <w:r>
+        <w:rPr>
+          <w:color w:val="56A8F5"/>
+        </w:rPr>
+        <w:t>start</w:t>
+      </w:r>
+      <w:r>
+        <w:rPr>
+          <w:color w:val="BCBEC4"/>
+        </w:rPr>
+        <w:t xml:space="preserve">(update: Update, </w:t>
+      </w:r>
+      <w:r>
+        <w:rPr>
+          <w:color w:val="6F737A"/>
+        </w:rPr>
+        <w:t>context: ContextTypes.DEFAULT_TYPE</w:t>
+      </w:r>
+      <w:r>
+        <w:rPr>
+          <w:color w:val="BCBEC4"/>
+        </w:rPr>
+        <w:t>):</w:t>
+      </w:r>
+      <w:r>
+        <w:rPr>
+          <w:color w:val="BCBEC4"/>
+        </w:rPr>
+        <w:br/>
+        <w:t xml:space="preserve">    </w:t>
+      </w:r>
+      <w:r>
+        <w:rPr>
+          <w:color w:val="7A7E85"/>
+        </w:rPr>
+        <w:t># Создаём кнопки с жанрами фильмов</w:t>
+      </w:r>
+      <w:r>
+        <w:rPr>
+          <w:color w:val="7A7E85"/>
+        </w:rPr>
+        <w:br/>
+        <w:t xml:space="preserve">    </w:t>
+      </w:r>
+      <w:r>
+        <w:rPr>
+          <w:color w:val="BCBEC4"/>
+        </w:rPr>
+        <w:t>keyboard = [</w:t>
+      </w:r>
+      <w:r>
+        <w:rPr>
+          <w:color w:val="BCBEC4"/>
+        </w:rPr>
+        <w:br/>
+        <w:t xml:space="preserve">        [</w:t>
+      </w:r>
+      <w:r>
+        <w:rPr>
+          <w:color w:val="6AAB73"/>
+        </w:rPr>
+        <w:t>"</w:t>
+      </w:r>
+      <w:r>
+        <w:rPr>
+          <w:rFonts w:ascii="Apple Color Emoji" w:hAnsi="Apple Color Emoji" w:cs="Apple Color Emoji"/>
+          <w:color w:val="6AAB73"/>
+        </w:rPr>
+        <w:t>😂</w:t>
+      </w:r>
+      <w:r>
+        <w:rPr>
+          <w:color w:val="6AAB73"/>
+        </w:rPr>
+        <w:t xml:space="preserve"> Комедия"</w:t>
+      </w:r>
+      <w:r>
+        <w:rPr>
+          <w:color w:val="BCBEC4"/>
+        </w:rPr>
+        <w:t xml:space="preserve">, </w:t>
+      </w:r>
+      <w:r>
+        <w:rPr>
+          <w:color w:val="6AAB73"/>
+        </w:rPr>
+        <w:t>"</w:t>
+      </w:r>
+      <w:r>
+        <w:rPr>
+          <w:rFonts w:ascii="Apple Color Emoji" w:hAnsi="Apple Color Emoji" w:cs="Apple Color Emoji"/>
+          <w:color w:val="6AAB73"/>
+        </w:rPr>
+        <w:t>🚀</w:t>
+      </w:r>
+      <w:r>
+        <w:rPr>
+          <w:color w:val="6AAB73"/>
+        </w:rPr>
+        <w:t xml:space="preserve"> Фантастика"</w:t>
+      </w:r>
+      <w:r>
+        <w:rPr>
+          <w:color w:val="BCBEC4"/>
+        </w:rPr>
+        <w:t>],</w:t>
+      </w:r>
+      <w:r>
+        <w:rPr>
+          <w:color w:val="BCBEC4"/>
+        </w:rPr>
+        <w:br/>
+        <w:t xml:space="preserve">        [</w:t>
+      </w:r>
+      <w:r>
+        <w:rPr>
+          <w:color w:val="6AAB73"/>
+        </w:rPr>
+        <w:t>"</w:t>
+      </w:r>
+      <w:r>
+        <w:rPr>
+          <w:rFonts w:ascii="Apple Color Emoji" w:hAnsi="Apple Color Emoji" w:cs="Apple Color Emoji"/>
+          <w:color w:val="6AAB73"/>
+        </w:rPr>
+        <w:t>🎭</w:t>
+      </w:r>
+      <w:r>
+        <w:rPr>
+          <w:color w:val="6AAB73"/>
+        </w:rPr>
+        <w:t xml:space="preserve"> Драма"</w:t>
+      </w:r>
+      <w:r>
+        <w:rPr>
+          <w:color w:val="BCBEC4"/>
+        </w:rPr>
+        <w:t xml:space="preserve">, </w:t>
+      </w:r>
+      <w:r>
+        <w:rPr>
+          <w:color w:val="6AAB73"/>
+        </w:rPr>
+        <w:t>"</w:t>
+      </w:r>
+      <w:r>
+        <w:rPr>
+          <w:rFonts w:ascii="Apple Color Emoji" w:hAnsi="Apple Color Emoji" w:cs="Apple Color Emoji"/>
+          <w:color w:val="6AAB73"/>
+        </w:rPr>
+        <w:t>ℹ️</w:t>
+      </w:r>
+      <w:r>
+        <w:rPr>
+          <w:color w:val="6AAB73"/>
+        </w:rPr>
+        <w:t xml:space="preserve"> О боте"</w:t>
+      </w:r>
+      <w:r>
+        <w:rPr>
+          <w:color w:val="BCBEC4"/>
+        </w:rPr>
+        <w:t>]</w:t>
+      </w:r>
+      <w:r>
+        <w:rPr>
+          <w:color w:val="BCBEC4"/>
+        </w:rPr>
+        <w:br/>
+        <w:t xml:space="preserve">    ]</w:t>
+      </w:r>
+      <w:r>
+        <w:rPr>
+          <w:color w:val="BCBEC4"/>
+        </w:rPr>
+        <w:br/>
+      </w:r>
+      <w:r>
+        <w:rPr>
+          <w:color w:val="BCBEC4"/>
+        </w:rPr>
+        <w:br/>
+        <w:t xml:space="preserve">    </w:t>
+      </w:r>
+      <w:r>
+        <w:rPr>
+          <w:color w:val="7A7E85"/>
+        </w:rPr>
+        <w:t># Настраиваем клавиатуру</w:t>
+      </w:r>
+      <w:r>
+        <w:rPr>
+          <w:color w:val="7A7E85"/>
+        </w:rPr>
+        <w:br/>
+        <w:t xml:space="preserve">    </w:t>
+      </w:r>
+      <w:r>
+        <w:rPr>
+          <w:color w:val="BCBEC4"/>
+        </w:rPr>
+        <w:t>reply_markup = ReplyKeyboardMarkup(</w:t>
+      </w:r>
+      <w:r>
+        <w:rPr>
+          <w:color w:val="BCBEC4"/>
+        </w:rPr>
+        <w:br/>
+        <w:t xml:space="preserve">        keyboard,</w:t>
+      </w:r>
+      <w:r>
+        <w:rPr>
+          <w:color w:val="BCBEC4"/>
+        </w:rPr>
+        <w:br/>
+        <w:t xml:space="preserve">        </w:t>
+      </w:r>
+      <w:r>
+        <w:rPr>
+          <w:color w:val="AA4926"/>
+        </w:rPr>
+        <w:t>resize_keyboard</w:t>
+      </w:r>
+      <w:r>
+        <w:rPr>
+          <w:color w:val="BCBEC4"/>
+        </w:rPr>
+        <w:t>=</w:t>
+      </w:r>
+      <w:r>
+        <w:rPr>
+          <w:color w:val="CF8E6D"/>
+        </w:rPr>
+        <w:t>True</w:t>
+      </w:r>
+      <w:r>
+        <w:rPr>
+          <w:color w:val="CF8E6D"/>
+        </w:rPr>
+        <w:br/>
+        <w:t xml:space="preserve">    </w:t>
+      </w:r>
+      <w:r>
+        <w:rPr>
+          <w:color w:val="BCBEC4"/>
+        </w:rPr>
+        <w:t>)</w:t>
+      </w:r>
+      <w:r>
+        <w:rPr>
+          <w:color w:val="BCBEC4"/>
+        </w:rPr>
+        <w:br/>
+      </w:r>
+      <w:r>
+        <w:rPr>
+          <w:color w:val="BCBEC4"/>
+        </w:rPr>
+        <w:br/>
+        <w:t xml:space="preserve">    </w:t>
+      </w:r>
+      <w:r>
+        <w:rPr>
+          <w:color w:val="7A7E85"/>
+        </w:rPr>
+        <w:t># Отправляем приветствие и показываем кнопки</w:t>
+      </w:r>
+      <w:r>
+        <w:rPr>
+          <w:color w:val="7A7E85"/>
+        </w:rPr>
+        <w:br/>
+        <w:t xml:space="preserve">    </w:t>
+      </w:r>
+      <w:r>
+        <w:rPr>
+          <w:color w:val="CF8E6D"/>
+        </w:rPr>
+        <w:t xml:space="preserve">await </w:t>
+      </w:r>
+      <w:r>
+        <w:rPr>
+          <w:color w:val="BCBEC4"/>
+        </w:rPr>
+        <w:t>update.message.reply_text(</w:t>
+      </w:r>
+      <w:r>
+        <w:rPr>
+          <w:color w:val="BCBEC4"/>
+        </w:rPr>
+        <w:br/>
+        <w:t xml:space="preserve">        </w:t>
+      </w:r>
+      <w:r>
+        <w:rPr>
+          <w:color w:val="6AAB73"/>
+        </w:rPr>
+        <w:t xml:space="preserve">"Привет! Я Movie Bot </w:t>
+      </w:r>
+      <w:r>
+        <w:rPr>
+          <w:rFonts w:ascii="Apple Color Emoji" w:hAnsi="Apple Color Emoji" w:cs="Apple Color Emoji"/>
+          <w:color w:val="6AAB73"/>
+        </w:rPr>
+        <w:t>🎬</w:t>
+      </w:r>
+      <w:r>
+        <w:rPr>
+          <w:color w:val="CF8E6D"/>
+        </w:rPr>
+        <w:t>\n</w:t>
+      </w:r>
+      <w:r>
+        <w:rPr>
+          <w:color w:val="6AAB73"/>
+        </w:rPr>
+        <w:t>Выбери жанр фильма:"</w:t>
+      </w:r>
+      <w:r>
+        <w:rPr>
+          <w:color w:val="BCBEC4"/>
+        </w:rPr>
+        <w:t>,</w:t>
+      </w:r>
+      <w:r>
+        <w:rPr>
+          <w:color w:val="BCBEC4"/>
+        </w:rPr>
+        <w:br/>
+        <w:t xml:space="preserve">        </w:t>
+      </w:r>
+      <w:r>
+        <w:rPr>
+          <w:color w:val="AA4926"/>
+        </w:rPr>
+        <w:t>reply_markup</w:t>
+      </w:r>
+      <w:r>
+        <w:rPr>
+          <w:color w:val="BCBEC4"/>
+        </w:rPr>
+        <w:t>=reply_markup</w:t>
+      </w:r>
+      <w:r>
+        <w:rPr>
+          <w:color w:val="BCBEC4"/>
+        </w:rPr>
+        <w:br/>
+        <w:t xml:space="preserve">    )</w:t>
+      </w:r>
+      <w:r>
+        <w:rPr>
+          <w:color w:val="BCBEC4"/>
+        </w:rPr>
+        <w:br/>
+      </w:r>
+      <w:r>
+        <w:rPr>
+          <w:color w:val="BCBEC4"/>
+        </w:rPr>
+        <w:br/>
+      </w:r>
+      <w:r>
+        <w:rPr>
+          <w:color w:val="BCBEC4"/>
+        </w:rPr>
+        <w:br/>
+      </w:r>
+      <w:r>
+        <w:rPr>
+          <w:color w:val="CF8E6D"/>
+        </w:rPr>
+        <w:t xml:space="preserve">async def </w:t>
+      </w:r>
+      <w:r>
+        <w:rPr>
+          <w:color w:val="56A8F5"/>
+        </w:rPr>
+        <w:t>message_handler</w:t>
+      </w:r>
+      <w:r>
+        <w:rPr>
+          <w:color w:val="BCBEC4"/>
+        </w:rPr>
+        <w:t xml:space="preserve">(update: Update, </w:t>
+      </w:r>
+      <w:r>
+        <w:rPr>
+          <w:color w:val="6F737A"/>
+        </w:rPr>
+        <w:t>context: ContextTypes.DEFAULT_TYPE</w:t>
+      </w:r>
+      <w:r>
+        <w:rPr>
+          <w:color w:val="BCBEC4"/>
+        </w:rPr>
+        <w:t>):</w:t>
+      </w:r>
+      <w:r>
+        <w:rPr>
+          <w:color w:val="BCBEC4"/>
+        </w:rPr>
+        <w:br/>
+        <w:t xml:space="preserve">    </w:t>
+      </w:r>
+      <w:r>
+        <w:rPr>
+          <w:color w:val="7A7E85"/>
+        </w:rPr>
+        <w:t># Получаем текст сообщения пользователя</w:t>
+      </w:r>
+      <w:r>
+        <w:rPr>
+          <w:color w:val="7A7E85"/>
+        </w:rPr>
+        <w:br/>
+        <w:t xml:space="preserve">    </w:t>
+      </w:r>
+      <w:r>
+        <w:rPr>
+          <w:color w:val="BCBEC4"/>
+        </w:rPr>
+        <w:t>text = update.message.text</w:t>
+      </w:r>
+      <w:r>
+        <w:rPr>
+          <w:color w:val="BCBEC4"/>
+        </w:rPr>
+        <w:br/>
+      </w:r>
+      <w:r>
+        <w:rPr>
+          <w:color w:val="BCBEC4"/>
+        </w:rPr>
+        <w:br/>
+        <w:t xml:space="preserve">    </w:t>
+      </w:r>
+      <w:r>
+        <w:rPr>
+          <w:color w:val="7A7E85"/>
+        </w:rPr>
+        <w:t># Проверяем выбранный жанр и отправляем рекомендацию</w:t>
+      </w:r>
+      <w:r>
+        <w:rPr>
+          <w:color w:val="7A7E85"/>
+        </w:rPr>
+        <w:br/>
+      </w:r>
+      <w:r>
+        <w:rPr>
+          <w:color w:val="7A7E85"/>
+        </w:rPr>
+        <w:br/>
+        <w:t xml:space="preserve">    </w:t>
+      </w:r>
+      <w:r>
+        <w:rPr>
+          <w:color w:val="CF8E6D"/>
+        </w:rPr>
+        <w:t xml:space="preserve">if </w:t>
+      </w:r>
+      <w:r>
+        <w:rPr>
+          <w:color w:val="BCBEC4"/>
+        </w:rPr>
+        <w:t xml:space="preserve">text == </w:t>
+      </w:r>
+      <w:r>
+        <w:rPr>
+          <w:color w:val="6AAB73"/>
+        </w:rPr>
+        <w:t>"</w:t>
+      </w:r>
+      <w:r>
+        <w:rPr>
+          <w:rFonts w:ascii="Apple Color Emoji" w:hAnsi="Apple Color Emoji" w:cs="Apple Color Emoji"/>
+          <w:color w:val="6AAB73"/>
+        </w:rPr>
+        <w:t>😂</w:t>
+      </w:r>
+      <w:r>
+        <w:rPr>
+          <w:color w:val="6AAB73"/>
+        </w:rPr>
+        <w:t xml:space="preserve"> Комедия"</w:t>
+      </w:r>
+      <w:r>
+        <w:rPr>
+          <w:color w:val="BCBEC4"/>
+        </w:rPr>
+        <w:t>:</w:t>
+      </w:r>
+      <w:r>
+        <w:rPr>
+          <w:color w:val="BCBEC4"/>
+        </w:rPr>
+        <w:br/>
+        <w:t xml:space="preserve">        </w:t>
+      </w:r>
+      <w:r>
+        <w:rPr>
+          <w:color w:val="CF8E6D"/>
+        </w:rPr>
+        <w:t xml:space="preserve">await </w:t>
+      </w:r>
+      <w:r>
+        <w:rPr>
+          <w:color w:val="BCBEC4"/>
+        </w:rPr>
+        <w:t>update.message.reply_text(</w:t>
+      </w:r>
+      <w:r>
+        <w:rPr>
+          <w:color w:val="BCBEC4"/>
+        </w:rPr>
+        <w:br/>
+        <w:t xml:space="preserve">            </w:t>
+      </w:r>
+      <w:r>
+        <w:rPr>
+          <w:color w:val="6AAB73"/>
+        </w:rPr>
+        <w:t xml:space="preserve">"Рекомендую: «1+1» </w:t>
+      </w:r>
+      <w:r>
+        <w:rPr>
+          <w:rFonts w:ascii="Apple Color Emoji" w:hAnsi="Apple Color Emoji" w:cs="Apple Color Emoji"/>
+          <w:color w:val="6AAB73"/>
+        </w:rPr>
+        <w:t>🎬</w:t>
+      </w:r>
+      <w:r>
+        <w:rPr>
+          <w:color w:val="6AAB73"/>
+        </w:rPr>
+        <w:t>"</w:t>
+      </w:r>
+      <w:r>
+        <w:rPr>
+          <w:color w:val="6AAB73"/>
+        </w:rPr>
+        <w:br/>
+        <w:t xml:space="preserve">        </w:t>
+      </w:r>
+      <w:r>
+        <w:rPr>
+          <w:color w:val="BCBEC4"/>
+        </w:rPr>
+        <w:t>)</w:t>
+      </w:r>
+      <w:r>
+        <w:rPr>
+          <w:color w:val="BCBEC4"/>
+        </w:rPr>
+        <w:br/>
+      </w:r>
+      <w:r>
+        <w:rPr>
+          <w:color w:val="BCBEC4"/>
+        </w:rPr>
+        <w:br/>
+        <w:t xml:space="preserve">    </w:t>
+      </w:r>
+      <w:r>
+        <w:rPr>
+          <w:color w:val="CF8E6D"/>
+        </w:rPr>
+        <w:t xml:space="preserve">elif </w:t>
+      </w:r>
+      <w:r>
+        <w:rPr>
+          <w:color w:val="BCBEC4"/>
+        </w:rPr>
+        <w:t xml:space="preserve">text == </w:t>
+      </w:r>
+      <w:r>
+        <w:rPr>
+          <w:color w:val="6AAB73"/>
+        </w:rPr>
+        <w:t>"</w:t>
+      </w:r>
+      <w:r>
+        <w:rPr>
+          <w:rFonts w:ascii="Apple Color Emoji" w:hAnsi="Apple Color Emoji" w:cs="Apple Color Emoji"/>
+          <w:color w:val="6AAB73"/>
+        </w:rPr>
+        <w:t>🚀</w:t>
+      </w:r>
+      <w:r>
+        <w:rPr>
+          <w:color w:val="6AAB73"/>
+        </w:rPr>
+        <w:t xml:space="preserve"> Фантастика"</w:t>
+      </w:r>
+      <w:r>
+        <w:rPr>
+          <w:color w:val="BCBEC4"/>
+        </w:rPr>
+        <w:t>:</w:t>
+      </w:r>
+      <w:r>
+        <w:rPr>
+          <w:color w:val="BCBEC4"/>
+        </w:rPr>
+        <w:br/>
+        <w:t xml:space="preserve">        </w:t>
+      </w:r>
+      <w:r>
+        <w:rPr>
+          <w:color w:val="CF8E6D"/>
+        </w:rPr>
+        <w:t xml:space="preserve">await </w:t>
+      </w:r>
+      <w:r>
+        <w:rPr>
+          <w:color w:val="BCBEC4"/>
+        </w:rPr>
+        <w:t>update.message.reply_text(</w:t>
+      </w:r>
+      <w:r>
+        <w:rPr>
+          <w:color w:val="BCBEC4"/>
+        </w:rPr>
+        <w:br/>
+        <w:t xml:space="preserve">            </w:t>
+      </w:r>
+      <w:r>
+        <w:rPr>
+          <w:color w:val="6AAB73"/>
+        </w:rPr>
+        <w:t xml:space="preserve">"Рекомендую: «Интерстеллар» </w:t>
+      </w:r>
+      <w:r>
+        <w:rPr>
+          <w:rFonts w:ascii="Apple Color Emoji" w:hAnsi="Apple Color Emoji" w:cs="Apple Color Emoji"/>
+          <w:color w:val="6AAB73"/>
+        </w:rPr>
+        <w:t>🚀</w:t>
+      </w:r>
+      <w:r>
+        <w:rPr>
+          <w:color w:val="6AAB73"/>
+        </w:rPr>
+        <w:t>"</w:t>
+      </w:r>
+      <w:r>
+        <w:rPr>
+          <w:color w:val="6AAB73"/>
+        </w:rPr>
+        <w:br/>
+        <w:t xml:space="preserve">        </w:t>
+      </w:r>
+      <w:r>
+        <w:rPr>
+          <w:color w:val="BCBEC4"/>
+        </w:rPr>
+        <w:t>)</w:t>
+      </w:r>
+      <w:r>
+        <w:rPr>
+          <w:color w:val="BCBEC4"/>
+        </w:rPr>
+        <w:br/>
+      </w:r>
+      <w:r>
+        <w:rPr>
+          <w:color w:val="BCBEC4"/>
+        </w:rPr>
+        <w:br/>
+      </w:r>
+      <w:r>
+        <w:rPr>
+          <w:color w:val="BCBEC4"/>
+        </w:rPr>
+        <w:lastRenderedPageBreak/>
+        <w:t xml:space="preserve">    </w:t>
+      </w:r>
+      <w:r>
+        <w:rPr>
+          <w:color w:val="CF8E6D"/>
+        </w:rPr>
+        <w:t xml:space="preserve">elif </w:t>
+      </w:r>
+      <w:r>
+        <w:rPr>
+          <w:color w:val="BCBEC4"/>
+        </w:rPr>
+        <w:t xml:space="preserve">text == </w:t>
+      </w:r>
+      <w:r>
+        <w:rPr>
+          <w:color w:val="6AAB73"/>
+        </w:rPr>
+        <w:t>"</w:t>
+      </w:r>
+      <w:r>
+        <w:rPr>
+          <w:rFonts w:ascii="Apple Color Emoji" w:hAnsi="Apple Color Emoji" w:cs="Apple Color Emoji"/>
+          <w:color w:val="6AAB73"/>
+        </w:rPr>
+        <w:t>🎭</w:t>
+      </w:r>
+      <w:r>
+        <w:rPr>
+          <w:color w:val="6AAB73"/>
+        </w:rPr>
+        <w:t xml:space="preserve"> Драма"</w:t>
+      </w:r>
+      <w:r>
+        <w:rPr>
+          <w:color w:val="BCBEC4"/>
+        </w:rPr>
+        <w:t>:</w:t>
+      </w:r>
+      <w:r>
+        <w:rPr>
+          <w:color w:val="BCBEC4"/>
+        </w:rPr>
+        <w:br/>
+        <w:t xml:space="preserve">        </w:t>
+      </w:r>
+      <w:r>
+        <w:rPr>
+          <w:color w:val="CF8E6D"/>
+        </w:rPr>
+        <w:t xml:space="preserve">await </w:t>
+      </w:r>
+      <w:r>
+        <w:rPr>
+          <w:color w:val="BCBEC4"/>
+        </w:rPr>
+        <w:t>update.message.reply_text(</w:t>
+      </w:r>
+      <w:r>
+        <w:rPr>
+          <w:color w:val="BCBEC4"/>
+        </w:rPr>
+        <w:br/>
+        <w:t xml:space="preserve">            </w:t>
+      </w:r>
+      <w:r>
+        <w:rPr>
+          <w:color w:val="6AAB73"/>
+        </w:rPr>
+        <w:t xml:space="preserve">"Рекомендую: «Зелёная миля» </w:t>
+      </w:r>
+      <w:r>
+        <w:rPr>
+          <w:rFonts w:ascii="Apple Color Emoji" w:hAnsi="Apple Color Emoji" w:cs="Apple Color Emoji"/>
+          <w:color w:val="6AAB73"/>
+        </w:rPr>
+        <w:t>🎭</w:t>
+      </w:r>
+      <w:r>
+        <w:rPr>
+          <w:color w:val="6AAB73"/>
+        </w:rPr>
+        <w:t>"</w:t>
+      </w:r>
+      <w:r>
+        <w:rPr>
+          <w:color w:val="6AAB73"/>
+        </w:rPr>
+        <w:br/>
+        <w:t xml:space="preserve">        </w:t>
+      </w:r>
+      <w:r>
+        <w:rPr>
+          <w:color w:val="BCBEC4"/>
+        </w:rPr>
+        <w:t>)</w:t>
+      </w:r>
+      <w:r>
+        <w:rPr>
+          <w:color w:val="BCBEC4"/>
+        </w:rPr>
+        <w:br/>
+      </w:r>
+      <w:r>
+        <w:rPr>
+          <w:color w:val="BCBEC4"/>
+        </w:rPr>
+        <w:br/>
+        <w:t xml:space="preserve">    </w:t>
+      </w:r>
+      <w:r>
+        <w:rPr>
+          <w:color w:val="7A7E85"/>
+        </w:rPr>
+        <w:t># Показываем информацию о боте</w:t>
+      </w:r>
+      <w:r>
+        <w:rPr>
+          <w:color w:val="7A7E85"/>
+        </w:rPr>
+        <w:br/>
+        <w:t xml:space="preserve">    </w:t>
+      </w:r>
+      <w:r>
+        <w:rPr>
+          <w:color w:val="CF8E6D"/>
+        </w:rPr>
+        <w:t xml:space="preserve">elif </w:t>
+      </w:r>
+      <w:r>
+        <w:rPr>
+          <w:color w:val="BCBEC4"/>
+        </w:rPr>
+        <w:t xml:space="preserve">text == </w:t>
+      </w:r>
+      <w:r>
+        <w:rPr>
+          <w:color w:val="6AAB73"/>
+        </w:rPr>
+        <w:t>"</w:t>
+      </w:r>
+      <w:r>
+        <w:rPr>
+          <w:rFonts w:ascii="Apple Color Emoji" w:hAnsi="Apple Color Emoji" w:cs="Apple Color Emoji"/>
+          <w:color w:val="6AAB73"/>
+        </w:rPr>
+        <w:t>ℹ️</w:t>
+      </w:r>
+      <w:r>
+        <w:rPr>
+          <w:color w:val="6AAB73"/>
+        </w:rPr>
+        <w:t xml:space="preserve"> О боте"</w:t>
+      </w:r>
+      <w:r>
+        <w:rPr>
+          <w:color w:val="BCBEC4"/>
+        </w:rPr>
+        <w:t>:</w:t>
+      </w:r>
+      <w:r>
+        <w:rPr>
+          <w:color w:val="BCBEC4"/>
+        </w:rPr>
+        <w:br/>
+        <w:t xml:space="preserve">        </w:t>
+      </w:r>
+      <w:r>
+        <w:rPr>
+          <w:color w:val="CF8E6D"/>
+        </w:rPr>
+        <w:t xml:space="preserve">await </w:t>
+      </w:r>
+      <w:r>
+        <w:rPr>
+          <w:color w:val="BCBEC4"/>
+        </w:rPr>
+        <w:t>update.message.reply_text(</w:t>
+      </w:r>
+      <w:r>
+        <w:rPr>
+          <w:color w:val="BCBEC4"/>
+        </w:rPr>
+        <w:br/>
+        <w:t xml:space="preserve">            </w:t>
+      </w:r>
+      <w:r>
+        <w:rPr>
+          <w:color w:val="6AAB73"/>
+        </w:rPr>
+        <w:t>"Movie Bot — простой Telegram-бот на Python, "</w:t>
+      </w:r>
+      <w:r>
+        <w:rPr>
+          <w:color w:val="6AAB73"/>
+        </w:rPr>
+        <w:br/>
+        <w:t xml:space="preserve">            "который рекомендует фильмы по жанру."</w:t>
+      </w:r>
+      <w:r>
+        <w:rPr>
+          <w:color w:val="6AAB73"/>
+        </w:rPr>
+        <w:br/>
+        <w:t xml:space="preserve">        </w:t>
+      </w:r>
+      <w:r>
+        <w:rPr>
+          <w:color w:val="BCBEC4"/>
+        </w:rPr>
+        <w:t>)</w:t>
+      </w:r>
+      <w:r>
+        <w:rPr>
+          <w:color w:val="BCBEC4"/>
+        </w:rPr>
+        <w:br/>
+      </w:r>
+      <w:r>
+        <w:rPr>
+          <w:color w:val="BCBEC4"/>
+        </w:rPr>
+        <w:br/>
+        <w:t xml:space="preserve">    </w:t>
+      </w:r>
+      <w:r>
+        <w:rPr>
+          <w:color w:val="7A7E85"/>
+        </w:rPr>
+        <w:t># Ответ на неизвестное сообщение</w:t>
+      </w:r>
+      <w:r>
+        <w:rPr>
+          <w:color w:val="7A7E85"/>
+        </w:rPr>
+        <w:br/>
+        <w:t xml:space="preserve">    </w:t>
+      </w:r>
+      <w:r>
+        <w:rPr>
+          <w:color w:val="CF8E6D"/>
+        </w:rPr>
+        <w:t>else</w:t>
+      </w:r>
+      <w:r>
+        <w:rPr>
+          <w:color w:val="BCBEC4"/>
+        </w:rPr>
+        <w:t>:</w:t>
+      </w:r>
+      <w:r>
+        <w:rPr>
+          <w:color w:val="BCBEC4"/>
+        </w:rPr>
+        <w:br/>
+        <w:t xml:space="preserve">        </w:t>
+      </w:r>
+      <w:r>
+        <w:rPr>
+          <w:color w:val="CF8E6D"/>
+        </w:rPr>
+        <w:t xml:space="preserve">await </w:t>
+      </w:r>
+      <w:r>
+        <w:rPr>
+          <w:color w:val="BCBEC4"/>
+        </w:rPr>
+        <w:t>update.message.reply_text(</w:t>
+      </w:r>
+      <w:r>
+        <w:rPr>
+          <w:color w:val="BCBEC4"/>
+        </w:rPr>
+        <w:br/>
+        <w:t xml:space="preserve">            </w:t>
+      </w:r>
+      <w:r>
+        <w:rPr>
+          <w:color w:val="6AAB73"/>
+        </w:rPr>
+        <w:t>"Пожалуйста, выбери жанр с помощью кнопок."</w:t>
+      </w:r>
+      <w:r>
+        <w:rPr>
+          <w:color w:val="6AAB73"/>
+        </w:rPr>
+        <w:br/>
+        <w:t xml:space="preserve">        </w:t>
+      </w:r>
+      <w:r>
+        <w:rPr>
+          <w:color w:val="BCBEC4"/>
+        </w:rPr>
+        <w:t>)</w:t>
+      </w:r>
+      <w:r>
+        <w:rPr>
+          <w:color w:val="BCBEC4"/>
+        </w:rPr>
+        <w:br/>
+      </w:r>
+      <w:r>
+        <w:rPr>
+          <w:color w:val="BCBEC4"/>
+        </w:rPr>
+        <w:br/>
+      </w:r>
+      <w:r>
+        <w:rPr>
+          <w:color w:val="BCBEC4"/>
+        </w:rPr>
+        <w:br/>
+      </w:r>
+      <w:r>
+        <w:rPr>
+          <w:color w:val="CF8E6D"/>
+        </w:rPr>
+        <w:t xml:space="preserve">def </w:t>
+      </w:r>
+      <w:r>
+        <w:rPr>
+          <w:color w:val="56A8F5"/>
+        </w:rPr>
+        <w:t>main</w:t>
+      </w:r>
+      <w:r>
+        <w:rPr>
+          <w:color w:val="BCBEC4"/>
+        </w:rPr>
+        <w:t>():</w:t>
+      </w:r>
+      <w:r>
+        <w:rPr>
+          <w:color w:val="BCBEC4"/>
+        </w:rPr>
+        <w:br/>
+        <w:t xml:space="preserve">    </w:t>
+      </w:r>
+      <w:r>
+        <w:rPr>
+          <w:color w:val="7A7E85"/>
+        </w:rPr>
+        <w:t># Получаем токен бота</w:t>
+      </w:r>
+      <w:r>
+        <w:rPr>
+          <w:color w:val="7A7E85"/>
+        </w:rPr>
+        <w:br/>
+        <w:t xml:space="preserve">    </w:t>
+      </w:r>
+      <w:r>
+        <w:rPr>
+          <w:color w:val="BCBEC4"/>
+        </w:rPr>
+        <w:t>token = os.getenv(</w:t>
+      </w:r>
+      <w:r>
+        <w:rPr>
+          <w:color w:val="6AAB73"/>
+        </w:rPr>
+        <w:t>"TELEGRAM_BOT_TOKEN"</w:t>
+      </w:r>
+      <w:r>
+        <w:rPr>
+          <w:color w:val="BCBEC4"/>
+        </w:rPr>
+        <w:t>)</w:t>
+      </w:r>
+      <w:r>
+        <w:rPr>
+          <w:color w:val="BCBEC4"/>
+        </w:rPr>
+        <w:br/>
+      </w:r>
+      <w:r>
+        <w:rPr>
+          <w:color w:val="BCBEC4"/>
+        </w:rPr>
+        <w:br/>
+        <w:t xml:space="preserve">    </w:t>
+      </w:r>
+      <w:r>
+        <w:rPr>
+          <w:color w:val="7A7E85"/>
+        </w:rPr>
+        <w:t># Проверяем, найден ли токен</w:t>
+      </w:r>
+      <w:r>
+        <w:rPr>
+          <w:color w:val="7A7E85"/>
+        </w:rPr>
+        <w:br/>
+        <w:t xml:space="preserve">    </w:t>
+      </w:r>
+      <w:r>
+        <w:rPr>
+          <w:color w:val="CF8E6D"/>
+        </w:rPr>
+        <w:t xml:space="preserve">if not </w:t>
+      </w:r>
+      <w:r>
+        <w:rPr>
+          <w:color w:val="BCBEC4"/>
+        </w:rPr>
+        <w:t>token:</w:t>
+      </w:r>
+      <w:r>
+        <w:rPr>
+          <w:color w:val="BCBEC4"/>
+        </w:rPr>
+        <w:br/>
+        <w:t xml:space="preserve">        </w:t>
+      </w:r>
+      <w:r>
+        <w:rPr>
+          <w:color w:val="8888C6"/>
+        </w:rPr>
+        <w:t>print</w:t>
+      </w:r>
+      <w:r>
+        <w:rPr>
+          <w:color w:val="BCBEC4"/>
+        </w:rPr>
+        <w:t>(</w:t>
+      </w:r>
+      <w:r>
+        <w:rPr>
+          <w:color w:val="6AAB73"/>
+        </w:rPr>
+        <w:t>"Ошибка: токен не найден в файле .env"</w:t>
+      </w:r>
+      <w:r>
+        <w:rPr>
+          <w:color w:val="BCBEC4"/>
+        </w:rPr>
+        <w:t>)</w:t>
+      </w:r>
+      <w:r>
+        <w:rPr>
+          <w:color w:val="BCBEC4"/>
+        </w:rPr>
+        <w:br/>
+        <w:t xml:space="preserve">        </w:t>
+      </w:r>
+      <w:r>
+        <w:rPr>
+          <w:color w:val="CF8E6D"/>
+        </w:rPr>
+        <w:t>return</w:t>
+      </w:r>
+      <w:r>
+        <w:rPr>
+          <w:color w:val="CF8E6D"/>
+        </w:rPr>
+        <w:br/>
+      </w:r>
+      <w:r>
+        <w:rPr>
+          <w:color w:val="CF8E6D"/>
+        </w:rPr>
+        <w:br/>
+        <w:t xml:space="preserve">    </w:t>
+      </w:r>
+      <w:r>
+        <w:rPr>
+          <w:color w:val="7A7E85"/>
+        </w:rPr>
+        <w:t># Создаём приложение бота</w:t>
+      </w:r>
+      <w:r>
+        <w:rPr>
+          <w:color w:val="7A7E85"/>
+        </w:rPr>
+        <w:br/>
+        <w:t xml:space="preserve">    </w:t>
+      </w:r>
+      <w:r>
+        <w:rPr>
+          <w:color w:val="BCBEC4"/>
+        </w:rPr>
+        <w:t>app = ApplicationBuilder().token(token).build()</w:t>
+      </w:r>
+      <w:r>
+        <w:rPr>
+          <w:color w:val="BCBEC4"/>
+        </w:rPr>
+        <w:br/>
+      </w:r>
+      <w:r>
+        <w:rPr>
+          <w:color w:val="BCBEC4"/>
+        </w:rPr>
+        <w:br/>
+        <w:t xml:space="preserve">    </w:t>
+      </w:r>
+      <w:r>
+        <w:rPr>
+          <w:color w:val="7A7E85"/>
+        </w:rPr>
+        <w:t># Регистрируем команду /start</w:t>
+      </w:r>
+      <w:r>
+        <w:rPr>
+          <w:color w:val="7A7E85"/>
+        </w:rPr>
+        <w:br/>
+        <w:t xml:space="preserve">    </w:t>
+      </w:r>
+      <w:r>
+        <w:rPr>
+          <w:color w:val="BCBEC4"/>
+        </w:rPr>
+        <w:t>app.add_handler(</w:t>
+      </w:r>
+      <w:r>
+        <w:rPr>
+          <w:color w:val="BCBEC4"/>
+        </w:rPr>
+        <w:br/>
+        <w:t xml:space="preserve">        CommandHandler(</w:t>
+      </w:r>
+      <w:r>
+        <w:rPr>
+          <w:color w:val="6AAB73"/>
+        </w:rPr>
+        <w:t>"start"</w:t>
+      </w:r>
+      <w:r>
+        <w:rPr>
+          <w:color w:val="BCBEC4"/>
+        </w:rPr>
+        <w:t>, start)</w:t>
+      </w:r>
+      <w:r>
+        <w:rPr>
+          <w:color w:val="BCBEC4"/>
+        </w:rPr>
+        <w:br/>
+        <w:t xml:space="preserve">    )</w:t>
+      </w:r>
+      <w:r>
+        <w:rPr>
+          <w:color w:val="BCBEC4"/>
+        </w:rPr>
+        <w:br/>
+      </w:r>
+      <w:r>
+        <w:rPr>
+          <w:color w:val="BCBEC4"/>
+        </w:rPr>
+        <w:br/>
+        <w:t xml:space="preserve">    </w:t>
+      </w:r>
+      <w:r>
+        <w:rPr>
+          <w:color w:val="7A7E85"/>
+        </w:rPr>
+        <w:t># Регистрируем обработчик обычных текстовых сообщений</w:t>
+      </w:r>
+      <w:r>
+        <w:rPr>
+          <w:color w:val="7A7E85"/>
+        </w:rPr>
+        <w:br/>
+        <w:t xml:space="preserve">    </w:t>
+      </w:r>
+      <w:r>
+        <w:rPr>
+          <w:color w:val="BCBEC4"/>
+        </w:rPr>
+        <w:t>app.add_handler(</w:t>
+      </w:r>
+      <w:r>
+        <w:rPr>
+          <w:color w:val="BCBEC4"/>
+        </w:rPr>
+        <w:br/>
+        <w:t xml:space="preserve">        MessageHandler(</w:t>
+      </w:r>
+      <w:r>
+        <w:rPr>
+          <w:color w:val="BCBEC4"/>
+        </w:rPr>
+        <w:br/>
+        <w:t xml:space="preserve">            filters.TEXT &amp; ~filters.COMMAND,</w:t>
+      </w:r>
+      <w:r>
+        <w:rPr>
+          <w:color w:val="BCBEC4"/>
+        </w:rPr>
+        <w:br/>
+        <w:t xml:space="preserve">            message_handler</w:t>
+      </w:r>
+      <w:r>
+        <w:rPr>
+          <w:color w:val="BCBEC4"/>
+        </w:rPr>
+        <w:br/>
+        <w:t xml:space="preserve">        )</w:t>
+      </w:r>
+      <w:r>
+        <w:rPr>
+          <w:color w:val="BCBEC4"/>
+        </w:rPr>
+        <w:br/>
+        <w:t xml:space="preserve">    )</w:t>
+      </w:r>
+      <w:r>
+        <w:rPr>
+          <w:color w:val="BCBEC4"/>
+        </w:rPr>
+        <w:br/>
+      </w:r>
+      <w:r>
+        <w:rPr>
+          <w:color w:val="BCBEC4"/>
+        </w:rPr>
+        <w:br/>
+        <w:t xml:space="preserve">    </w:t>
+      </w:r>
+      <w:r>
+        <w:rPr>
+          <w:color w:val="8888C6"/>
+        </w:rPr>
+        <w:t>print</w:t>
+      </w:r>
+      <w:r>
+        <w:rPr>
+          <w:color w:val="BCBEC4"/>
+        </w:rPr>
+        <w:t>(</w:t>
+      </w:r>
+      <w:r>
+        <w:rPr>
+          <w:color w:val="6AAB73"/>
+        </w:rPr>
+        <w:t>"Movie Bot запущен..."</w:t>
+      </w:r>
+      <w:r>
+        <w:rPr>
+          <w:color w:val="BCBEC4"/>
+        </w:rPr>
+        <w:t>)</w:t>
+      </w:r>
+      <w:r>
+        <w:rPr>
+          <w:color w:val="BCBEC4"/>
+        </w:rPr>
+        <w:br/>
+      </w:r>
+      <w:r>
+        <w:rPr>
+          <w:color w:val="BCBEC4"/>
+        </w:rPr>
+        <w:br/>
+        <w:t xml:space="preserve">    </w:t>
+      </w:r>
+      <w:r>
+        <w:rPr>
+          <w:color w:val="7A7E85"/>
+          <w:lang w:val="en-US"/>
+        </w:rPr>
+        <w:t xml:space="preserve"># </w:t>
+      </w:r>
+      <w:r>
+        <w:rPr>
+          <w:color w:val="7A7E85"/>
+        </w:rPr>
+        <w:t>Запускаем</w:t>
+      </w:r>
+      <w:r>
+        <w:rPr>
+          <w:color w:val="7A7E85"/>
+          <w:lang w:val="en-US"/>
+        </w:rPr>
+        <w:t xml:space="preserve"> </w:t>
+      </w:r>
+      <w:r>
+        <w:rPr>
+          <w:color w:val="7A7E85"/>
+        </w:rPr>
+        <w:t>бота</w:t>
+      </w:r>
+      <w:r>
+        <w:rPr>
+          <w:color w:val="7A7E85"/>
+          <w:lang w:val="en-US"/>
+        </w:rPr>
+        <w:br/>
+        <w:t xml:space="preserve">    </w:t>
+      </w:r>
+      <w:r>
+        <w:rPr>
+          <w:color w:val="BCBEC4"/>
+          <w:lang w:val="en-US"/>
+        </w:rPr>
+        <w:t>app.run_polling()</w:t>
+      </w:r>
+      <w:r>
+        <w:rPr>
+          <w:color w:val="BCBEC4"/>
+          <w:lang w:val="en-US"/>
+        </w:rPr>
+        <w:br/>
+      </w:r>
+      <w:r>
+        <w:rPr>
+          <w:color w:val="BCBEC4"/>
+          <w:lang w:val="en-US"/>
+        </w:rPr>
+        <w:br/>
+      </w:r>
+      <w:r>
+        <w:rPr>
+          <w:color w:val="BCBEC4"/>
+          <w:lang w:val="en-US"/>
+        </w:rPr>
+        <w:br/>
+      </w:r>
+      <w:r>
+        <w:rPr>
+          <w:color w:val="7A7E85"/>
+          <w:lang w:val="en-US"/>
+        </w:rPr>
+        <w:t xml:space="preserve"># </w:t>
+      </w:r>
+      <w:r>
+        <w:rPr>
+          <w:color w:val="7A7E85"/>
+        </w:rPr>
+        <w:t>Запуск</w:t>
+      </w:r>
+      <w:r>
+        <w:rPr>
+          <w:color w:val="7A7E85"/>
+          <w:lang w:val="en-US"/>
+        </w:rPr>
+        <w:t xml:space="preserve"> </w:t>
+      </w:r>
+      <w:r>
+        <w:rPr>
+          <w:color w:val="7A7E85"/>
+        </w:rPr>
+        <w:t>программы</w:t>
+      </w:r>
+      <w:r>
+        <w:rPr>
+          <w:color w:val="7A7E85"/>
+          <w:lang w:val="en-US"/>
+        </w:rPr>
+        <w:br/>
+      </w:r>
       <w:r>
         <w:rPr>
           <w:color w:val="CF8E6D"/>
           <w:lang w:val="en-US"/>
         </w:rPr>
-        <w:t xml:space="preserve">import </w:t>
-      </w:r>
-      <w:proofErr w:type="spellStart"/>
+        <w:t xml:space="preserve">if </w:t>
+      </w:r>
       <w:r>
         <w:rPr>
           <w:color w:val="BCBEC4"/>
           <w:lang w:val="en-US"/>
         </w:rPr>
-        <w:t>os</w:t>
-      </w:r>
-      <w:proofErr w:type="spellEnd"/>
-      <w:r>
-        <w:rPr>
-          <w:color w:val="BCBEC4"/>
-          <w:lang w:val="en-US"/>
-        </w:rPr>
-        <w:br/>
-      </w:r>
-      <w:r>
-        <w:rPr>
-          <w:color w:val="BCBEC4"/>
-          <w:lang w:val="en-US"/>
-        </w:rPr>
-        <w:br/>
-      </w:r>
-      <w:r>
-        <w:rPr>
-          <w:color w:val="CF8E6D"/>
-          <w:lang w:val="en-US"/>
-        </w:rPr>
-        <w:t xml:space="preserve">from </w:t>
-      </w:r>
-      <w:proofErr w:type="spellStart"/>
-      <w:r>
-        <w:rPr>
-          <w:color w:val="BCBEC4"/>
-          <w:lang w:val="en-US"/>
-        </w:rPr>
-        <w:t>dotenv</w:t>
-      </w:r>
-      <w:proofErr w:type="spellEnd"/>
-      <w:r>
-        <w:rPr>
-          <w:color w:val="BCBEC4"/>
-          <w:lang w:val="en-US"/>
-        </w:rPr>
-        <w:t xml:space="preserve"> </w:t>
-      </w:r>
-      <w:r>
-        <w:rPr>
-          <w:color w:val="CF8E6D"/>
-          <w:lang w:val="en-US"/>
-        </w:rPr>
-        <w:t xml:space="preserve">import </w:t>
-      </w:r>
-      <w:proofErr w:type="spellStart"/>
-      <w:r>
-        <w:rPr>
-          <w:color w:val="BCBEC4"/>
-          <w:lang w:val="en-US"/>
-        </w:rPr>
-        <w:t>load_dotenv</w:t>
-      </w:r>
-      <w:proofErr w:type="spellEnd"/>
-      <w:r>
-        <w:rPr>
-          <w:color w:val="BCBEC4"/>
-          <w:lang w:val="en-US"/>
-        </w:rPr>
-        <w:br/>
-      </w:r>
-      <w:r>
-        <w:rPr>
-          <w:color w:val="CF8E6D"/>
-          <w:lang w:val="en-US"/>
-        </w:rPr>
-        <w:t xml:space="preserve">from </w:t>
-      </w:r>
-      <w:r>
-        <w:rPr>
-          <w:color w:val="BCBEC4"/>
-          <w:lang w:val="en-US"/>
-        </w:rPr>
-        <w:t xml:space="preserve">telegram </w:t>
-      </w:r>
-      <w:r>
-        <w:rPr>
-          <w:color w:val="CF8E6D"/>
-          <w:lang w:val="en-US"/>
-        </w:rPr>
-        <w:t xml:space="preserve">import </w:t>
-      </w:r>
-      <w:proofErr w:type="spellStart"/>
-      <w:r>
-        <w:rPr>
-          <w:color w:val="BCBEC4"/>
-          <w:lang w:val="en-US"/>
-        </w:rPr>
-        <w:t>ReplyKeyboardMarkup</w:t>
-      </w:r>
-      <w:proofErr w:type="spellEnd"/>
-      <w:r>
-        <w:rPr>
-          <w:color w:val="BCBEC4"/>
-          <w:lang w:val="en-US"/>
-        </w:rPr>
-        <w:t>, Update</w:t>
-      </w:r>
-      <w:r>
-        <w:rPr>
-          <w:color w:val="BCBEC4"/>
-          <w:lang w:val="en-US"/>
-        </w:rPr>
-        <w:br/>
-      </w:r>
-      <w:r>
-        <w:rPr>
-          <w:color w:val="CF8E6D"/>
-          <w:lang w:val="en-US"/>
-        </w:rPr>
-        <w:t xml:space="preserve">from </w:t>
-      </w:r>
-      <w:proofErr w:type="spellStart"/>
-      <w:r>
-        <w:rPr>
-          <w:color w:val="BCBEC4"/>
-          <w:lang w:val="en-US"/>
-        </w:rPr>
-        <w:t>telegram.ext</w:t>
-      </w:r>
-      <w:proofErr w:type="spellEnd"/>
-      <w:r>
-        <w:rPr>
-          <w:color w:val="BCBEC4"/>
-          <w:lang w:val="en-US"/>
-        </w:rPr>
-        <w:t xml:space="preserve"> </w:t>
-      </w:r>
-      <w:r>
-        <w:rPr>
-          <w:color w:val="CF8E6D"/>
-          <w:lang w:val="en-US"/>
-        </w:rPr>
-        <w:t xml:space="preserve">import </w:t>
-      </w:r>
-      <w:r>
-        <w:rPr>
-          <w:color w:val="BCBEC4"/>
-          <w:lang w:val="en-US"/>
-        </w:rPr>
-        <w:t>(</w:t>
-      </w:r>
-      <w:r>
-        <w:rPr>
-          <w:color w:val="BCBEC4"/>
-          <w:lang w:val="en-US"/>
-        </w:rPr>
-        <w:br/>
-        <w:t xml:space="preserve">    </w:t>
-      </w:r>
-      <w:proofErr w:type="spellStart"/>
-      <w:r>
-        <w:rPr>
-          <w:color w:val="BCBEC4"/>
-          <w:lang w:val="en-US"/>
-        </w:rPr>
-        <w:t>ApplicationBuilder</w:t>
-      </w:r>
-      <w:proofErr w:type="spellEnd"/>
-      <w:r>
-        <w:rPr>
-          <w:color w:val="BCBEC4"/>
-          <w:lang w:val="en-US"/>
-        </w:rPr>
-        <w:t>,</w:t>
-      </w:r>
-      <w:r>
-        <w:rPr>
-          <w:color w:val="BCBEC4"/>
-          <w:lang w:val="en-US"/>
-        </w:rPr>
-        <w:br/>
-        <w:t xml:space="preserve">    </w:t>
-      </w:r>
-      <w:proofErr w:type="spellStart"/>
-      <w:r>
-        <w:rPr>
-          <w:color w:val="BCBEC4"/>
-          <w:lang w:val="en-US"/>
-        </w:rPr>
-        <w:t>CommandHandler</w:t>
-      </w:r>
-      <w:proofErr w:type="spellEnd"/>
-      <w:r>
-        <w:rPr>
-          <w:color w:val="BCBEC4"/>
-          <w:lang w:val="en-US"/>
-        </w:rPr>
-        <w:t>,</w:t>
-      </w:r>
-      <w:r>
-        <w:rPr>
-          <w:color w:val="BCBEC4"/>
-          <w:lang w:val="en-US"/>
-        </w:rPr>
-        <w:br/>
-        <w:t xml:space="preserve">    </w:t>
-      </w:r>
-      <w:proofErr w:type="spellStart"/>
-      <w:r>
-        <w:rPr>
-          <w:color w:val="BCBEC4"/>
-          <w:lang w:val="en-US"/>
-        </w:rPr>
-        <w:t>ContextTypes</w:t>
-      </w:r>
-      <w:proofErr w:type="spellEnd"/>
-      <w:r>
-        <w:rPr>
-          <w:color w:val="BCBEC4"/>
-          <w:lang w:val="en-US"/>
-        </w:rPr>
-        <w:t>,</w:t>
-      </w:r>
-      <w:r>
-        <w:rPr>
-          <w:color w:val="BCBEC4"/>
-          <w:lang w:val="en-US"/>
-        </w:rPr>
-        <w:br/>
-        <w:t xml:space="preserve">    </w:t>
-      </w:r>
-      <w:proofErr w:type="spellStart"/>
-      <w:r>
-        <w:rPr>
-          <w:color w:val="BCBEC4"/>
-          <w:lang w:val="en-US"/>
-        </w:rPr>
-        <w:t>MessageHandler</w:t>
-      </w:r>
-      <w:proofErr w:type="spellEnd"/>
-      <w:r>
-        <w:rPr>
-          <w:color w:val="BCBEC4"/>
-          <w:lang w:val="en-US"/>
-        </w:rPr>
-        <w:t>,</w:t>
-      </w:r>
-      <w:r>
-        <w:rPr>
-          <w:color w:val="BCBEC4"/>
-          <w:lang w:val="en-US"/>
-        </w:rPr>
-        <w:br/>
-        <w:t xml:space="preserve">    filters,</w:t>
-      </w:r>
-      <w:r>
-        <w:rPr>
-          <w:color w:val="BCBEC4"/>
-          <w:lang w:val="en-US"/>
-        </w:rPr>
-        <w:br/>
-        <w:t>)</w:t>
-      </w:r>
-      <w:r>
-        <w:rPr>
-          <w:color w:val="BCBEC4"/>
-          <w:lang w:val="en-US"/>
-        </w:rPr>
-        <w:br/>
-      </w:r>
-      <w:r>
-        <w:rPr>
-          <w:color w:val="BCBEC4"/>
-          <w:lang w:val="en-US"/>
-        </w:rPr>
-        <w:br/>
-      </w:r>
-      <w:r>
-        <w:rPr>
-          <w:color w:val="BCBEC4"/>
-          <w:lang w:val="en-US"/>
-        </w:rPr>
-        <w:t>load_dotenv(</w:t>
-      </w:r>
-      <w:r>
-        <w:rPr>
-          <w:color w:val="AA4926"/>
-          <w:lang w:val="en-US"/>
-        </w:rPr>
-        <w:t>override</w:t>
-      </w:r>
-      <w:r>
-        <w:rPr>
-          <w:color w:val="BCBEC4"/>
-          <w:lang w:val="en-US"/>
-        </w:rPr>
-        <w:t>=</w:t>
-      </w:r>
-      <w:r>
-        <w:rPr>
-          <w:color w:val="CF8E6D"/>
-          <w:lang w:val="en-US"/>
-        </w:rPr>
-        <w:t>True</w:t>
-      </w:r>
-      <w:r>
-        <w:rPr>
-          <w:color w:val="BCBEC4"/>
-          <w:lang w:val="en-US"/>
-        </w:rPr>
-        <w:t>)</w:t>
-      </w:r>
-      <w:r>
-        <w:rPr>
-          <w:color w:val="BCBEC4"/>
-          <w:lang w:val="en-US"/>
-        </w:rPr>
-        <w:br/>
-      </w:r>
-      <w:r>
-        <w:rPr>
-          <w:color w:val="BCBEC4"/>
-          <w:lang w:val="en-US"/>
-        </w:rPr>
-        <w:br/>
-      </w:r>
-      <w:r>
-        <w:rPr>
-          <w:color w:val="BCBEC4"/>
-          <w:lang w:val="en-US"/>
-        </w:rPr>
-        <w:br/>
-      </w:r>
-      <w:r>
-        <w:rPr>
-          <w:color w:val="CF8E6D"/>
-          <w:lang w:val="en-US"/>
-        </w:rPr>
-        <w:t xml:space="preserve">async def </w:t>
-      </w:r>
-      <w:r>
-        <w:rPr>
-          <w:color w:val="56A8F5"/>
-          <w:lang w:val="en-US"/>
-        </w:rPr>
-        <w:t>start</w:t>
-      </w:r>
-      <w:r>
-        <w:rPr>
-          <w:color w:val="BCBEC4"/>
-          <w:lang w:val="en-US"/>
-        </w:rPr>
-        <w:t xml:space="preserve">(update: Update, </w:t>
-      </w:r>
-      <w:r>
-        <w:rPr>
-          <w:color w:val="6F737A"/>
-          <w:lang w:val="en-US"/>
-        </w:rPr>
-        <w:t xml:space="preserve">context: </w:t>
-      </w:r>
-      <w:proofErr w:type="spellStart"/>
-      <w:r>
-        <w:rPr>
-          <w:color w:val="6F737A"/>
-          <w:lang w:val="en-US"/>
-        </w:rPr>
-        <w:t>ContextTypes.DEFAULT_TYPE</w:t>
-      </w:r>
-      <w:proofErr w:type="spellEnd"/>
-      <w:r>
-        <w:rPr>
-          <w:color w:val="BCBEC4"/>
-          <w:lang w:val="en-US"/>
-        </w:rPr>
-        <w:t>):</w:t>
-      </w:r>
-      <w:r>
-        <w:rPr>
-          <w:color w:val="BCBEC4"/>
-          <w:lang w:val="en-US"/>
-        </w:rPr>
-        <w:br/>
-        <w:t xml:space="preserve">    keyboard = [</w:t>
-      </w:r>
-      <w:r>
-        <w:rPr>
-          <w:color w:val="BCBEC4"/>
-          <w:lang w:val="en-US"/>
-        </w:rPr>
-        <w:br/>
-        <w:t xml:space="preserve">        [</w:t>
+        <w:t xml:space="preserve">__name__ == </w:t>
       </w:r>
       <w:r>
         <w:rPr>
           <w:color w:val="6AAB73"/>
           <w:lang w:val="en-US"/>
         </w:rPr>
-        <w:t>"</w:t>
-      </w:r>
-      <w:r>
-        <w:rPr>
-          <w:rFonts w:ascii="Apple Color Emoji" w:hAnsi="Apple Color Emoji" w:cs="Apple Color Emoji"/>
-          <w:color w:val="6AAB73"/>
-        </w:rPr>
-        <w:t>😂</w:t>
-      </w:r>
-      <w:r>
-        <w:rPr>
-          <w:color w:val="6AAB73"/>
+        <w:t>"__main__"</w:t>
+      </w:r>
+      <w:r>
+        <w:rPr>
+          <w:color w:val="BCBEC4"/>
           <w:lang w:val="en-US"/>
         </w:rPr>
-        <w:t xml:space="preserve"> </w:t>
-      </w:r>
-      <w:r>
-        <w:rPr>
-          <w:color w:val="6AAB73"/>
-        </w:rPr>
-        <w:t>Комедия</w:t>
-      </w:r>
-      <w:r>
-        <w:rPr>
-          <w:color w:val="6AAB73"/>
+        <w:t>:</w:t>
+      </w:r>
+      <w:r>
+        <w:rPr>
+          <w:color w:val="BCBEC4"/>
           <w:lang w:val="en-US"/>
         </w:rPr>
-        <w:t>"</w:t>
-      </w:r>
-      <w:r>
-        <w:rPr>
-          <w:color w:val="BCBEC4"/>
-          <w:lang w:val="en-US"/>
-        </w:rPr>
-        <w:t xml:space="preserve">, </w:t>
-      </w:r>
-      <w:r>
-        <w:rPr>
-          <w:color w:val="6AAB73"/>
-          <w:lang w:val="en-US"/>
-        </w:rPr>
-        <w:t>"</w:t>
-      </w:r>
-      <w:r>
-        <w:rPr>
-          <w:rFonts w:ascii="Apple Color Emoji" w:hAnsi="Apple Color Emoji" w:cs="Apple Color Emoji"/>
-          <w:color w:val="6AAB73"/>
-        </w:rPr>
-        <w:t>🚀</w:t>
-      </w:r>
-      <w:r>
-        <w:rPr>
-          <w:color w:val="6AAB73"/>
-          <w:lang w:val="en-US"/>
-        </w:rPr>
-        <w:t xml:space="preserve"> </w:t>
-      </w:r>
-      <w:r>
-        <w:rPr>
-          <w:color w:val="6AAB73"/>
-        </w:rPr>
-        <w:t>Фантастика</w:t>
-      </w:r>
-      <w:r>
-        <w:rPr>
-          <w:color w:val="6AAB73"/>
-          <w:lang w:val="en-US"/>
-        </w:rPr>
-        <w:t>"</w:t>
-      </w:r>
-      <w:r>
-        <w:rPr>
-          <w:color w:val="BCBEC4"/>
-          <w:lang w:val="en-US"/>
-        </w:rPr>
-        <w:t>],</w:t>
-      </w:r>
-      <w:r>
-        <w:rPr>
-          <w:color w:val="BCBEC4"/>
-          <w:lang w:val="en-US"/>
-        </w:rPr>
-        <w:br/>
-        <w:t xml:space="preserve">        [</w:t>
-      </w:r>
-      <w:r>
-        <w:rPr>
-          <w:color w:val="6AAB73"/>
-          <w:lang w:val="en-US"/>
-        </w:rPr>
-        <w:t>"</w:t>
-      </w:r>
-      <w:r>
-        <w:rPr>
-          <w:rFonts w:ascii="Apple Color Emoji" w:hAnsi="Apple Color Emoji" w:cs="Apple Color Emoji"/>
-          <w:color w:val="6AAB73"/>
-        </w:rPr>
-        <w:t>🎭</w:t>
-      </w:r>
-      <w:r>
-        <w:rPr>
-          <w:color w:val="6AAB73"/>
-          <w:lang w:val="en-US"/>
-        </w:rPr>
-        <w:t xml:space="preserve"> </w:t>
-      </w:r>
-      <w:r>
-        <w:rPr>
-          <w:color w:val="6AAB73"/>
-        </w:rPr>
-        <w:t>Драма</w:t>
-      </w:r>
-      <w:r>
-        <w:rPr>
-          <w:color w:val="6AAB73"/>
-          <w:lang w:val="en-US"/>
-        </w:rPr>
-        <w:t>"</w:t>
-      </w:r>
-      <w:r>
-        <w:rPr>
-          <w:color w:val="BCBEC4"/>
-          <w:lang w:val="en-US"/>
-        </w:rPr>
-        <w:t xml:space="preserve">, </w:t>
-      </w:r>
-      <w:r>
-        <w:rPr>
-          <w:color w:val="6AAB73"/>
-          <w:lang w:val="en-US"/>
-        </w:rPr>
-        <w:t>"</w:t>
-      </w:r>
-      <w:r>
-        <w:rPr>
-          <w:rFonts w:ascii="Apple Color Emoji" w:hAnsi="Apple Color Emoji" w:cs="Apple Color Emoji"/>
-          <w:color w:val="6AAB73"/>
-          <w:lang w:val="en-US"/>
-        </w:rPr>
-        <w:t>ℹ</w:t>
-      </w:r>
-      <w:r>
-        <w:rPr>
-          <w:rFonts w:ascii="Apple Color Emoji" w:hAnsi="Apple Color Emoji" w:cs="Apple Color Emoji"/>
-          <w:color w:val="6AAB73"/>
-        </w:rPr>
-        <w:t>️</w:t>
-      </w:r>
-      <w:r>
-        <w:rPr>
-          <w:color w:val="6AAB73"/>
-          <w:lang w:val="en-US"/>
-        </w:rPr>
-        <w:t xml:space="preserve"> </w:t>
-      </w:r>
-      <w:r>
-        <w:rPr>
-          <w:color w:val="6AAB73"/>
-        </w:rPr>
-        <w:t>О</w:t>
-      </w:r>
-      <w:r>
-        <w:rPr>
-          <w:color w:val="6AAB73"/>
-          <w:lang w:val="en-US"/>
-        </w:rPr>
-        <w:t xml:space="preserve"> </w:t>
-      </w:r>
-      <w:r>
-        <w:rPr>
-          <w:color w:val="6AAB73"/>
-        </w:rPr>
-        <w:t>боте</w:t>
-      </w:r>
-      <w:r>
-        <w:rPr>
-          <w:color w:val="6AAB73"/>
-          <w:lang w:val="en-US"/>
-        </w:rPr>
-        <w:t>"</w:t>
-      </w:r>
-      <w:r>
-        <w:rPr>
-          <w:color w:val="BCBEC4"/>
-          <w:lang w:val="en-US"/>
-        </w:rPr>
-        <w:t>]</w:t>
-      </w:r>
-      <w:r>
-        <w:rPr>
-          <w:color w:val="BCBEC4"/>
-          <w:lang w:val="en-US"/>
-        </w:rPr>
-        <w:br/>
-        <w:t xml:space="preserve">    ]</w:t>
-      </w:r>
-      <w:r>
-        <w:rPr>
-          <w:color w:val="BCBEC4"/>
-          <w:lang w:val="en-US"/>
-        </w:rPr>
-        <w:br/>
-      </w:r>
-      <w:r>
-        <w:rPr>
-          <w:color w:val="BCBEC4"/>
-          <w:lang w:val="en-US"/>
-        </w:rPr>
-        <w:br/>
-        <w:t xml:space="preserve">    </w:t>
-      </w:r>
-      <w:proofErr w:type="spellStart"/>
-      <w:r>
-        <w:rPr>
-          <w:color w:val="BCBEC4"/>
-          <w:lang w:val="en-US"/>
-        </w:rPr>
-        <w:t>reply_markup</w:t>
-      </w:r>
-      <w:proofErr w:type="spellEnd"/>
-      <w:r>
-        <w:rPr>
-          <w:color w:val="BCBEC4"/>
-          <w:lang w:val="en-US"/>
-        </w:rPr>
-        <w:t xml:space="preserve"> = </w:t>
-      </w:r>
-      <w:proofErr w:type="spellStart"/>
-      <w:r>
-        <w:rPr>
-          <w:color w:val="BCBEC4"/>
-          <w:lang w:val="en-US"/>
-        </w:rPr>
-        <w:t>ReplyKeyboardMarkup</w:t>
-      </w:r>
-      <w:proofErr w:type="spellEnd"/>
-      <w:r>
-        <w:rPr>
-          <w:color w:val="BCBEC4"/>
-          <w:lang w:val="en-US"/>
-        </w:rPr>
-        <w:t>(</w:t>
-      </w:r>
-      <w:r>
-        <w:rPr>
-          <w:color w:val="BCBEC4"/>
-          <w:lang w:val="en-US"/>
-        </w:rPr>
-        <w:br/>
-        <w:t xml:space="preserve">        keyboard,</w:t>
-      </w:r>
-      <w:r>
-        <w:rPr>
-          <w:color w:val="BCBEC4"/>
-          <w:lang w:val="en-US"/>
-        </w:rPr>
-        <w:br/>
-        <w:t xml:space="preserve">        </w:t>
-      </w:r>
-      <w:proofErr w:type="spellStart"/>
-      <w:r>
-        <w:rPr>
-          <w:color w:val="AA4926"/>
-          <w:lang w:val="en-US"/>
-        </w:rPr>
-        <w:t>resize_keyboard</w:t>
-      </w:r>
-      <w:proofErr w:type="spellEnd"/>
-      <w:r>
-        <w:rPr>
-          <w:color w:val="BCBEC4"/>
-          <w:lang w:val="en-US"/>
-        </w:rPr>
-        <w:t>=</w:t>
-      </w:r>
-      <w:r>
-        <w:rPr>
-          <w:color w:val="CF8E6D"/>
-          <w:lang w:val="en-US"/>
-        </w:rPr>
-        <w:t>True</w:t>
-      </w:r>
-      <w:r>
-        <w:rPr>
-          <w:color w:val="CF8E6D"/>
-          <w:lang w:val="en-US"/>
-        </w:rPr>
-        <w:br/>
-        <w:t xml:space="preserve">    </w:t>
-      </w:r>
-      <w:r>
-        <w:rPr>
-          <w:color w:val="BCBEC4"/>
-          <w:lang w:val="en-US"/>
-        </w:rPr>
-        <w:t>)</w:t>
-      </w:r>
-      <w:r>
-        <w:rPr>
-          <w:color w:val="BCBEC4"/>
-          <w:lang w:val="en-US"/>
-        </w:rPr>
-        <w:br/>
-      </w:r>
-      <w:r>
-        <w:rPr>
-          <w:color w:val="BCBEC4"/>
-          <w:lang w:val="en-US"/>
-        </w:rPr>
-        <w:br/>
-        <w:t xml:space="preserve">    </w:t>
-      </w:r>
-      <w:r>
-        <w:rPr>
-          <w:color w:val="CF8E6D"/>
-          <w:lang w:val="en-US"/>
-        </w:rPr>
-        <w:t xml:space="preserve">await </w:t>
-      </w:r>
-      <w:proofErr w:type="spellStart"/>
-      <w:r>
-        <w:rPr>
-          <w:color w:val="BCBEC4"/>
-          <w:lang w:val="en-US"/>
-        </w:rPr>
-        <w:t>update.message.reply_text</w:t>
-      </w:r>
-      <w:proofErr w:type="spellEnd"/>
-      <w:r>
-        <w:rPr>
-          <w:color w:val="BCBEC4"/>
-          <w:lang w:val="en-US"/>
-        </w:rPr>
-        <w:t>(</w:t>
-      </w:r>
-      <w:r>
-        <w:rPr>
-          <w:color w:val="BCBEC4"/>
-          <w:lang w:val="en-US"/>
-        </w:rPr>
-        <w:br/>
-        <w:t xml:space="preserve">        </w:t>
-      </w:r>
-      <w:r>
-        <w:rPr>
-          <w:color w:val="6AAB73"/>
-          <w:lang w:val="en-US"/>
-        </w:rPr>
-        <w:t>"</w:t>
-      </w:r>
-      <w:r>
-        <w:rPr>
-          <w:color w:val="6AAB73"/>
-        </w:rPr>
-        <w:t>Привет</w:t>
-      </w:r>
-      <w:r>
-        <w:rPr>
-          <w:color w:val="6AAB73"/>
-          <w:lang w:val="en-US"/>
-        </w:rPr>
-        <w:t xml:space="preserve">! </w:t>
-      </w:r>
-      <w:r>
-        <w:rPr>
-          <w:color w:val="6AAB73"/>
-        </w:rPr>
-        <w:t>Я</w:t>
-      </w:r>
-      <w:r>
-        <w:rPr>
-          <w:color w:val="6AAB73"/>
-          <w:lang w:val="en-US"/>
-        </w:rPr>
-        <w:t xml:space="preserve"> Movie Bot </w:t>
-      </w:r>
-      <w:r>
-        <w:rPr>
-          <w:rFonts w:ascii="Apple Color Emoji" w:hAnsi="Apple Color Emoji" w:cs="Apple Color Emoji"/>
-          <w:color w:val="6AAB73"/>
-        </w:rPr>
-        <w:t>🎬</w:t>
-      </w:r>
-      <w:r>
-        <w:rPr>
-          <w:color w:val="CF8E6D"/>
-          <w:lang w:val="en-US"/>
-        </w:rPr>
-        <w:t>\n</w:t>
-      </w:r>
-      <w:r>
-        <w:rPr>
-          <w:color w:val="6AAB73"/>
-        </w:rPr>
-        <w:t>Выбери</w:t>
-      </w:r>
-      <w:r>
-        <w:rPr>
-          <w:color w:val="6AAB73"/>
-          <w:lang w:val="en-US"/>
-        </w:rPr>
-        <w:t xml:space="preserve"> </w:t>
-      </w:r>
-      <w:r>
-        <w:rPr>
-          <w:color w:val="6AAB73"/>
-        </w:rPr>
-        <w:t>жанр</w:t>
-      </w:r>
-      <w:r>
-        <w:rPr>
-          <w:color w:val="6AAB73"/>
-          <w:lang w:val="en-US"/>
-        </w:rPr>
-        <w:t xml:space="preserve"> </w:t>
-      </w:r>
-      <w:r>
-        <w:rPr>
-          <w:color w:val="6AAB73"/>
-        </w:rPr>
-        <w:t>фильма</w:t>
-      </w:r>
-      <w:r>
-        <w:rPr>
-          <w:color w:val="6AAB73"/>
-          <w:lang w:val="en-US"/>
-        </w:rPr>
-        <w:t>:"</w:t>
-      </w:r>
-      <w:r>
-        <w:rPr>
-          <w:color w:val="BCBEC4"/>
-          <w:lang w:val="en-US"/>
-        </w:rPr>
-        <w:t>,</w:t>
-      </w:r>
-      <w:r>
-        <w:rPr>
-          <w:color w:val="BCBEC4"/>
-          <w:lang w:val="en-US"/>
-        </w:rPr>
-        <w:br/>
-        <w:t xml:space="preserve">        </w:t>
-      </w:r>
-      <w:proofErr w:type="spellStart"/>
-      <w:r>
-        <w:rPr>
-          <w:color w:val="AA4926"/>
-          <w:lang w:val="en-US"/>
-        </w:rPr>
-        <w:t>reply_markup</w:t>
-      </w:r>
-      <w:proofErr w:type="spellEnd"/>
-      <w:r>
-        <w:rPr>
-          <w:color w:val="BCBEC4"/>
-          <w:lang w:val="en-US"/>
-        </w:rPr>
-        <w:t>=</w:t>
-      </w:r>
-      <w:proofErr w:type="spellStart"/>
-      <w:r>
-        <w:rPr>
-          <w:color w:val="BCBEC4"/>
-          <w:lang w:val="en-US"/>
-        </w:rPr>
-        <w:t>reply_markup</w:t>
-      </w:r>
-      <w:proofErr w:type="spellEnd"/>
-      <w:r>
-        <w:rPr>
-          <w:color w:val="BCBEC4"/>
-          <w:lang w:val="en-US"/>
-        </w:rPr>
-        <w:br/>
-        <w:t xml:space="preserve">    )</w:t>
-      </w:r>
-      <w:r>
-        <w:rPr>
-          <w:color w:val="BCBEC4"/>
-          <w:lang w:val="en-US"/>
-        </w:rPr>
-        <w:br/>
-      </w:r>
-      <w:r>
-        <w:rPr>
-          <w:color w:val="BCBEC4"/>
-          <w:lang w:val="en-US"/>
-        </w:rPr>
-        <w:br/>
-      </w:r>
-      <w:r>
-        <w:rPr>
-          <w:color w:val="BCBEC4"/>
-          <w:lang w:val="en-US"/>
-        </w:rPr>
-        <w:br/>
-      </w:r>
-      <w:r>
-        <w:rPr>
-          <w:color w:val="CF8E6D"/>
-          <w:lang w:val="en-US"/>
-        </w:rPr>
-        <w:t xml:space="preserve">async def </w:t>
-      </w:r>
-      <w:proofErr w:type="spellStart"/>
-      <w:r>
-        <w:rPr>
-          <w:color w:val="56A8F5"/>
-          <w:lang w:val="en-US"/>
-        </w:rPr>
-        <w:t>message_handler</w:t>
-      </w:r>
-      <w:proofErr w:type="spellEnd"/>
-      <w:r>
-        <w:rPr>
-          <w:color w:val="BCBEC4"/>
-          <w:lang w:val="en-US"/>
-        </w:rPr>
-        <w:t xml:space="preserve">(update: Update, </w:t>
-      </w:r>
-      <w:r>
-        <w:rPr>
-          <w:color w:val="6F737A"/>
-          <w:lang w:val="en-US"/>
-        </w:rPr>
-        <w:t xml:space="preserve">context: </w:t>
-      </w:r>
-      <w:proofErr w:type="spellStart"/>
-      <w:r>
-        <w:rPr>
-          <w:color w:val="6F737A"/>
-          <w:lang w:val="en-US"/>
-        </w:rPr>
-        <w:t>ContextTypes.DEFAULT_TYPE</w:t>
-      </w:r>
-      <w:proofErr w:type="spellEnd"/>
-      <w:r>
-        <w:rPr>
-          <w:color w:val="BCBEC4"/>
-          <w:lang w:val="en-US"/>
-        </w:rPr>
-        <w:t>):</w:t>
-      </w:r>
-      <w:r>
-        <w:rPr>
-          <w:color w:val="BCBEC4"/>
-          <w:lang w:val="en-US"/>
-        </w:rPr>
-        <w:br/>
-        <w:t xml:space="preserve">    text = </w:t>
-      </w:r>
-      <w:proofErr w:type="spellStart"/>
-      <w:r>
-        <w:rPr>
-          <w:color w:val="BCBEC4"/>
-          <w:lang w:val="en-US"/>
-        </w:rPr>
-        <w:t>update.message.text</w:t>
-      </w:r>
-      <w:proofErr w:type="spellEnd"/>
-      <w:r>
-        <w:rPr>
-          <w:color w:val="BCBEC4"/>
-          <w:lang w:val="en-US"/>
-        </w:rPr>
-        <w:br/>
-      </w:r>
-      <w:r>
-        <w:rPr>
-          <w:color w:val="BCBEC4"/>
-          <w:lang w:val="en-US"/>
-        </w:rPr>
-        <w:br/>
-        <w:t xml:space="preserve">    </w:t>
-      </w:r>
-      <w:r>
-        <w:rPr>
-          <w:color w:val="CF8E6D"/>
-          <w:lang w:val="en-US"/>
-        </w:rPr>
-        <w:t xml:space="preserve">if </w:t>
-      </w:r>
-      <w:r>
-        <w:rPr>
-          <w:color w:val="BCBEC4"/>
-          <w:lang w:val="en-US"/>
-        </w:rPr>
-        <w:t xml:space="preserve">text == </w:t>
-      </w:r>
-      <w:r>
-        <w:rPr>
-          <w:color w:val="6AAB73"/>
-          <w:lang w:val="en-US"/>
-        </w:rPr>
-        <w:t>"</w:t>
-      </w:r>
-      <w:r>
-        <w:rPr>
-          <w:rFonts w:ascii="Apple Color Emoji" w:hAnsi="Apple Color Emoji" w:cs="Apple Color Emoji"/>
-          <w:color w:val="6AAB73"/>
-        </w:rPr>
-        <w:t>😂</w:t>
-      </w:r>
-      <w:r>
-        <w:rPr>
-          <w:color w:val="6AAB73"/>
-          <w:lang w:val="en-US"/>
-        </w:rPr>
-        <w:t xml:space="preserve"> </w:t>
-      </w:r>
-      <w:r>
-        <w:rPr>
-          <w:color w:val="6AAB73"/>
-        </w:rPr>
-        <w:t>Комедия</w:t>
-      </w:r>
-      <w:r>
-        <w:rPr>
-          <w:color w:val="6AAB73"/>
-          <w:lang w:val="en-US"/>
-        </w:rPr>
-        <w:t>"</w:t>
-      </w:r>
-      <w:r>
-        <w:rPr>
-          <w:color w:val="BCBEC4"/>
-          <w:lang w:val="en-US"/>
-        </w:rPr>
-        <w:t>:</w:t>
-      </w:r>
-      <w:r>
-        <w:rPr>
-          <w:color w:val="BCBEC4"/>
-          <w:lang w:val="en-US"/>
-        </w:rPr>
-        <w:br/>
-        <w:t xml:space="preserve">        </w:t>
-      </w:r>
-      <w:r>
-        <w:rPr>
-          <w:color w:val="CF8E6D"/>
-          <w:lang w:val="en-US"/>
-        </w:rPr>
-        <w:t xml:space="preserve">await </w:t>
-      </w:r>
-      <w:proofErr w:type="spellStart"/>
-      <w:r>
-        <w:rPr>
-          <w:color w:val="BCBEC4"/>
-          <w:lang w:val="en-US"/>
-        </w:rPr>
-        <w:t>update.message.reply_text</w:t>
-      </w:r>
-      <w:proofErr w:type="spellEnd"/>
-      <w:r>
-        <w:rPr>
-          <w:color w:val="BCBEC4"/>
-          <w:lang w:val="en-US"/>
-        </w:rPr>
-        <w:t>(</w:t>
-      </w:r>
-      <w:r>
-        <w:rPr>
-          <w:color w:val="BCBEC4"/>
-          <w:lang w:val="en-US"/>
-        </w:rPr>
-        <w:br/>
-        <w:t xml:space="preserve">            </w:t>
-      </w:r>
-      <w:r>
-        <w:rPr>
-          <w:color w:val="6AAB73"/>
-          <w:lang w:val="en-US"/>
-        </w:rPr>
-        <w:t>"</w:t>
-      </w:r>
-      <w:r>
-        <w:rPr>
-          <w:color w:val="6AAB73"/>
-        </w:rPr>
-        <w:t>Рекомендую</w:t>
-      </w:r>
-      <w:r>
-        <w:rPr>
-          <w:color w:val="6AAB73"/>
-          <w:lang w:val="en-US"/>
-        </w:rPr>
-        <w:t xml:space="preserve">: «1+1» </w:t>
-      </w:r>
-      <w:r>
-        <w:rPr>
-          <w:rFonts w:ascii="Apple Color Emoji" w:hAnsi="Apple Color Emoji" w:cs="Apple Color Emoji"/>
-          <w:color w:val="6AAB73"/>
-        </w:rPr>
-        <w:t>🎬</w:t>
-      </w:r>
-      <w:r>
-        <w:rPr>
-          <w:color w:val="6AAB73"/>
-          <w:lang w:val="en-US"/>
-        </w:rPr>
-        <w:t>"</w:t>
-      </w:r>
-      <w:r>
-        <w:rPr>
-          <w:color w:val="6AAB73"/>
-          <w:lang w:val="en-US"/>
-        </w:rPr>
-        <w:br/>
-        <w:t xml:space="preserve">        </w:t>
-      </w:r>
-      <w:r>
-        <w:rPr>
-          <w:color w:val="BCBEC4"/>
-          <w:lang w:val="en-US"/>
-        </w:rPr>
-        <w:t>)</w:t>
-      </w:r>
-      <w:r>
-        <w:rPr>
-          <w:color w:val="BCBEC4"/>
-          <w:lang w:val="en-US"/>
-        </w:rPr>
-        <w:br/>
-      </w:r>
-      <w:r>
-        <w:rPr>
-          <w:color w:val="BCBEC4"/>
-          <w:lang w:val="en-US"/>
-        </w:rPr>
-        <w:br/>
-        <w:t xml:space="preserve">    </w:t>
-      </w:r>
-      <w:proofErr w:type="spellStart"/>
-      <w:r>
-        <w:rPr>
-          <w:color w:val="CF8E6D"/>
-          <w:lang w:val="en-US"/>
-        </w:rPr>
-        <w:t>elif</w:t>
-      </w:r>
-      <w:proofErr w:type="spellEnd"/>
-      <w:r>
-        <w:rPr>
-          <w:color w:val="CF8E6D"/>
-          <w:lang w:val="en-US"/>
-        </w:rPr>
-        <w:t xml:space="preserve"> </w:t>
-      </w:r>
-      <w:r>
-        <w:rPr>
-          <w:color w:val="BCBEC4"/>
-          <w:lang w:val="en-US"/>
-        </w:rPr>
-        <w:t xml:space="preserve">text == </w:t>
-      </w:r>
-      <w:r>
-        <w:rPr>
-          <w:color w:val="6AAB73"/>
-          <w:lang w:val="en-US"/>
-        </w:rPr>
-        <w:t>"</w:t>
-      </w:r>
-      <w:r>
-        <w:rPr>
-          <w:rFonts w:ascii="Apple Color Emoji" w:hAnsi="Apple Color Emoji" w:cs="Apple Color Emoji"/>
-          <w:color w:val="6AAB73"/>
-        </w:rPr>
-        <w:t>🚀</w:t>
-      </w:r>
-      <w:r>
-        <w:rPr>
-          <w:color w:val="6AAB73"/>
-          <w:lang w:val="en-US"/>
-        </w:rPr>
-        <w:t xml:space="preserve"> </w:t>
-      </w:r>
-      <w:r>
-        <w:rPr>
-          <w:color w:val="6AAB73"/>
-        </w:rPr>
-        <w:t>Фантастика</w:t>
-      </w:r>
-      <w:r>
-        <w:rPr>
-          <w:color w:val="6AAB73"/>
-          <w:lang w:val="en-US"/>
-        </w:rPr>
-        <w:t>"</w:t>
-      </w:r>
-      <w:r>
-        <w:rPr>
-          <w:color w:val="BCBEC4"/>
-          <w:lang w:val="en-US"/>
-        </w:rPr>
-        <w:t>:</w:t>
-      </w:r>
-      <w:r>
-        <w:rPr>
-          <w:color w:val="BCBEC4"/>
-          <w:lang w:val="en-US"/>
-        </w:rPr>
-        <w:br/>
-        <w:t xml:space="preserve">        </w:t>
-      </w:r>
-      <w:r>
-        <w:rPr>
-          <w:color w:val="CF8E6D"/>
-          <w:lang w:val="en-US"/>
-        </w:rPr>
-        <w:t xml:space="preserve">await </w:t>
-      </w:r>
-      <w:proofErr w:type="spellStart"/>
-      <w:r>
-        <w:rPr>
-          <w:color w:val="BCBEC4"/>
-          <w:lang w:val="en-US"/>
-        </w:rPr>
-        <w:t>update.message.reply_text</w:t>
-      </w:r>
-      <w:proofErr w:type="spellEnd"/>
-      <w:r>
-        <w:rPr>
-          <w:color w:val="BCBEC4"/>
-          <w:lang w:val="en-US"/>
-        </w:rPr>
-        <w:t>(</w:t>
-      </w:r>
-      <w:r>
-        <w:rPr>
-          <w:color w:val="BCBEC4"/>
-          <w:lang w:val="en-US"/>
-        </w:rPr>
-        <w:br/>
-        <w:t xml:space="preserve">            </w:t>
-      </w:r>
-      <w:r>
-        <w:rPr>
-          <w:color w:val="6AAB73"/>
-          <w:lang w:val="en-US"/>
-        </w:rPr>
-        <w:t>"</w:t>
-      </w:r>
-      <w:r>
-        <w:rPr>
-          <w:color w:val="6AAB73"/>
-        </w:rPr>
-        <w:t>Рекомендую</w:t>
-      </w:r>
-      <w:r>
-        <w:rPr>
-          <w:color w:val="6AAB73"/>
-          <w:lang w:val="en-US"/>
-        </w:rPr>
-        <w:t>: «</w:t>
-      </w:r>
-      <w:proofErr w:type="spellStart"/>
-      <w:r>
-        <w:rPr>
-          <w:color w:val="6AAB73"/>
-        </w:rPr>
-        <w:t>Интерстеллар</w:t>
-      </w:r>
-      <w:proofErr w:type="spellEnd"/>
-      <w:r>
-        <w:rPr>
-          <w:color w:val="6AAB73"/>
-          <w:lang w:val="en-US"/>
-        </w:rPr>
-        <w:t xml:space="preserve">» </w:t>
-      </w:r>
-      <w:r>
-        <w:rPr>
-          <w:rFonts w:ascii="Apple Color Emoji" w:hAnsi="Apple Color Emoji" w:cs="Apple Color Emoji"/>
-          <w:color w:val="6AAB73"/>
-        </w:rPr>
-        <w:t>🚀</w:t>
-      </w:r>
-      <w:r>
-        <w:rPr>
-          <w:color w:val="6AAB73"/>
-          <w:lang w:val="en-US"/>
-        </w:rPr>
-        <w:t>"</w:t>
-      </w:r>
-      <w:r>
-        <w:rPr>
-          <w:color w:val="6AAB73"/>
-          <w:lang w:val="en-US"/>
-        </w:rPr>
-        <w:br/>
-        <w:t xml:space="preserve">        </w:t>
-      </w:r>
-      <w:r>
-        <w:rPr>
-          <w:color w:val="BCBEC4"/>
-          <w:lang w:val="en-US"/>
-        </w:rPr>
-        <w:t>)</w:t>
-      </w:r>
-      <w:r>
-        <w:rPr>
-          <w:color w:val="BCBEC4"/>
-          <w:lang w:val="en-US"/>
-        </w:rPr>
-        <w:br/>
-      </w:r>
-      <w:r>
-        <w:rPr>
-          <w:color w:val="BCBEC4"/>
-          <w:lang w:val="en-US"/>
-        </w:rPr>
-        <w:br/>
-        <w:t xml:space="preserve">    </w:t>
-      </w:r>
-      <w:proofErr w:type="spellStart"/>
-      <w:r>
-        <w:rPr>
-          <w:color w:val="CF8E6D"/>
-          <w:lang w:val="en-US"/>
-        </w:rPr>
-        <w:t>elif</w:t>
-      </w:r>
-      <w:proofErr w:type="spellEnd"/>
-      <w:r>
-        <w:rPr>
-          <w:color w:val="CF8E6D"/>
-          <w:lang w:val="en-US"/>
-        </w:rPr>
-        <w:t xml:space="preserve"> </w:t>
-      </w:r>
-      <w:r>
-        <w:rPr>
-          <w:color w:val="BCBEC4"/>
-          <w:lang w:val="en-US"/>
-        </w:rPr>
-        <w:t xml:space="preserve">text == </w:t>
-      </w:r>
-      <w:r>
-        <w:rPr>
-          <w:color w:val="6AAB73"/>
-          <w:lang w:val="en-US"/>
-        </w:rPr>
-        <w:t>"</w:t>
-      </w:r>
-      <w:r>
-        <w:rPr>
-          <w:rFonts w:ascii="Apple Color Emoji" w:hAnsi="Apple Color Emoji" w:cs="Apple Color Emoji"/>
-          <w:color w:val="6AAB73"/>
-        </w:rPr>
-        <w:t>🎭</w:t>
-      </w:r>
-      <w:r>
-        <w:rPr>
-          <w:color w:val="6AAB73"/>
-          <w:lang w:val="en-US"/>
-        </w:rPr>
-        <w:t xml:space="preserve"> </w:t>
-      </w:r>
-      <w:r>
-        <w:rPr>
-          <w:color w:val="6AAB73"/>
-        </w:rPr>
-        <w:t>Драма</w:t>
-      </w:r>
-      <w:r>
-        <w:rPr>
-          <w:color w:val="6AAB73"/>
-          <w:lang w:val="en-US"/>
-        </w:rPr>
-        <w:t>"</w:t>
-      </w:r>
-      <w:r>
-        <w:rPr>
-          <w:color w:val="BCBEC4"/>
-          <w:lang w:val="en-US"/>
-        </w:rPr>
-        <w:t>:</w:t>
-      </w:r>
-      <w:r>
-        <w:rPr>
-          <w:color w:val="BCBEC4"/>
-          <w:lang w:val="en-US"/>
-        </w:rPr>
-        <w:br/>
-        <w:t xml:space="preserve">        </w:t>
-      </w:r>
-      <w:r>
-        <w:rPr>
-          <w:color w:val="CF8E6D"/>
-          <w:lang w:val="en-US"/>
-        </w:rPr>
-        <w:t xml:space="preserve">await </w:t>
-      </w:r>
-      <w:proofErr w:type="spellStart"/>
-      <w:r>
-        <w:rPr>
-          <w:color w:val="BCBEC4"/>
-          <w:lang w:val="en-US"/>
-        </w:rPr>
-        <w:t>update.message.reply_text</w:t>
-      </w:r>
-      <w:proofErr w:type="spellEnd"/>
-      <w:r>
-        <w:rPr>
-          <w:color w:val="BCBEC4"/>
-          <w:lang w:val="en-US"/>
-        </w:rPr>
-        <w:t>(</w:t>
-      </w:r>
-      <w:r>
-        <w:rPr>
-          <w:color w:val="BCBEC4"/>
-          <w:lang w:val="en-US"/>
-        </w:rPr>
-        <w:br/>
-        <w:t xml:space="preserve">            </w:t>
-      </w:r>
-      <w:r>
-        <w:rPr>
-          <w:color w:val="6AAB73"/>
-          <w:lang w:val="en-US"/>
-        </w:rPr>
-        <w:t>"</w:t>
-      </w:r>
-      <w:r>
-        <w:rPr>
-          <w:color w:val="6AAB73"/>
-        </w:rPr>
-        <w:t>Рекомендую</w:t>
-      </w:r>
-      <w:r>
-        <w:rPr>
-          <w:color w:val="6AAB73"/>
-          <w:lang w:val="en-US"/>
-        </w:rPr>
-        <w:t>: «</w:t>
-      </w:r>
-      <w:r>
-        <w:rPr>
-          <w:color w:val="6AAB73"/>
-        </w:rPr>
-        <w:t>Зелёная</w:t>
-      </w:r>
-      <w:r>
-        <w:rPr>
-          <w:color w:val="6AAB73"/>
-          <w:lang w:val="en-US"/>
-        </w:rPr>
-        <w:t xml:space="preserve"> </w:t>
-      </w:r>
-      <w:r>
-        <w:rPr>
-          <w:color w:val="6AAB73"/>
-        </w:rPr>
-        <w:t>миля</w:t>
-      </w:r>
-      <w:r>
-        <w:rPr>
-          <w:color w:val="6AAB73"/>
-          <w:lang w:val="en-US"/>
-        </w:rPr>
-        <w:t xml:space="preserve">» </w:t>
-      </w:r>
-      <w:r>
-        <w:rPr>
-          <w:rFonts w:ascii="Apple Color Emoji" w:hAnsi="Apple Color Emoji" w:cs="Apple Color Emoji"/>
-          <w:color w:val="6AAB73"/>
-        </w:rPr>
-        <w:t>🎭</w:t>
-      </w:r>
-      <w:r>
-        <w:rPr>
-          <w:color w:val="6AAB73"/>
-          <w:lang w:val="en-US"/>
-        </w:rPr>
-        <w:t>"</w:t>
-      </w:r>
-      <w:r>
-        <w:rPr>
-          <w:color w:val="6AAB73"/>
-          <w:lang w:val="en-US"/>
-        </w:rPr>
-        <w:br/>
-        <w:t xml:space="preserve">        </w:t>
-      </w:r>
-      <w:r>
-        <w:rPr>
-          <w:color w:val="BCBEC4"/>
-          <w:lang w:val="en-US"/>
-        </w:rPr>
-        <w:t>)</w:t>
-      </w:r>
-      <w:r>
-        <w:rPr>
-          <w:color w:val="BCBEC4"/>
-          <w:lang w:val="en-US"/>
-        </w:rPr>
-        <w:br/>
-      </w:r>
-      <w:r>
-        <w:rPr>
-          <w:color w:val="BCBEC4"/>
-          <w:lang w:val="en-US"/>
-        </w:rPr>
-        <w:br/>
-        <w:t xml:space="preserve">    </w:t>
-      </w:r>
-      <w:proofErr w:type="spellStart"/>
-      <w:r>
-        <w:rPr>
-          <w:color w:val="CF8E6D"/>
-          <w:lang w:val="en-US"/>
-        </w:rPr>
-        <w:t>elif</w:t>
-      </w:r>
-      <w:proofErr w:type="spellEnd"/>
-      <w:r>
-        <w:rPr>
-          <w:color w:val="CF8E6D"/>
-          <w:lang w:val="en-US"/>
-        </w:rPr>
-        <w:t xml:space="preserve"> </w:t>
-      </w:r>
-      <w:r>
-        <w:rPr>
-          <w:color w:val="BCBEC4"/>
-          <w:lang w:val="en-US"/>
-        </w:rPr>
-        <w:t xml:space="preserve">text == </w:t>
-      </w:r>
-      <w:r>
-        <w:rPr>
-          <w:color w:val="6AAB73"/>
-          <w:lang w:val="en-US"/>
-        </w:rPr>
-        <w:t>"</w:t>
-      </w:r>
-      <w:r>
-        <w:rPr>
-          <w:rFonts w:ascii="Apple Color Emoji" w:hAnsi="Apple Color Emoji" w:cs="Apple Color Emoji"/>
-          <w:color w:val="6AAB73"/>
-          <w:lang w:val="en-US"/>
-        </w:rPr>
-        <w:t>ℹ</w:t>
-      </w:r>
-      <w:r>
-        <w:rPr>
-          <w:rFonts w:ascii="Apple Color Emoji" w:hAnsi="Apple Color Emoji" w:cs="Apple Color Emoji"/>
-          <w:color w:val="6AAB73"/>
-        </w:rPr>
-        <w:t>️</w:t>
-      </w:r>
-      <w:r>
-        <w:rPr>
-          <w:color w:val="6AAB73"/>
-          <w:lang w:val="en-US"/>
-        </w:rPr>
-        <w:t xml:space="preserve"> </w:t>
-      </w:r>
-      <w:r>
-        <w:rPr>
-          <w:color w:val="6AAB73"/>
-        </w:rPr>
-        <w:t>О</w:t>
-      </w:r>
-      <w:r>
-        <w:rPr>
-          <w:color w:val="6AAB73"/>
-          <w:lang w:val="en-US"/>
-        </w:rPr>
-        <w:t xml:space="preserve"> </w:t>
-      </w:r>
-      <w:r>
-        <w:rPr>
-          <w:color w:val="6AAB73"/>
-        </w:rPr>
-        <w:t>боте</w:t>
-      </w:r>
-      <w:r>
-        <w:rPr>
-          <w:color w:val="6AAB73"/>
-          <w:lang w:val="en-US"/>
-        </w:rPr>
-        <w:t>"</w:t>
-      </w:r>
-      <w:r>
-        <w:rPr>
-          <w:color w:val="BCBEC4"/>
-          <w:lang w:val="en-US"/>
-        </w:rPr>
-        <w:t>:</w:t>
-      </w:r>
-      <w:r>
-        <w:rPr>
-          <w:color w:val="BCBEC4"/>
-          <w:lang w:val="en-US"/>
-        </w:rPr>
-        <w:br/>
-        <w:t xml:space="preserve">        </w:t>
-      </w:r>
-      <w:r>
-        <w:rPr>
-          <w:color w:val="CF8E6D"/>
-          <w:lang w:val="en-US"/>
-        </w:rPr>
-        <w:t xml:space="preserve">await </w:t>
-      </w:r>
-      <w:proofErr w:type="spellStart"/>
-      <w:r>
-        <w:rPr>
-          <w:color w:val="BCBEC4"/>
-          <w:lang w:val="en-US"/>
-        </w:rPr>
-        <w:t>update.message.reply_text</w:t>
-      </w:r>
-      <w:proofErr w:type="spellEnd"/>
-      <w:r>
-        <w:rPr>
-          <w:color w:val="BCBEC4"/>
-          <w:lang w:val="en-US"/>
-        </w:rPr>
-        <w:t>(</w:t>
-      </w:r>
-      <w:r>
-        <w:rPr>
-          <w:color w:val="BCBEC4"/>
-          <w:lang w:val="en-US"/>
-        </w:rPr>
-        <w:br/>
-        <w:t xml:space="preserve">            </w:t>
-      </w:r>
-      <w:r>
-        <w:rPr>
-          <w:color w:val="6AAB73"/>
-          <w:lang w:val="en-US"/>
-        </w:rPr>
-        <w:t xml:space="preserve">"Movie Bot — </w:t>
-      </w:r>
-      <w:r>
-        <w:rPr>
-          <w:color w:val="6AAB73"/>
-        </w:rPr>
-        <w:t>простой</w:t>
-      </w:r>
-      <w:r>
-        <w:rPr>
-          <w:color w:val="6AAB73"/>
-          <w:lang w:val="en-US"/>
-        </w:rPr>
-        <w:t xml:space="preserve"> Telegram-</w:t>
-      </w:r>
-      <w:r>
-        <w:rPr>
-          <w:color w:val="6AAB73"/>
-        </w:rPr>
-        <w:t>бот</w:t>
-      </w:r>
-      <w:r>
-        <w:rPr>
-          <w:color w:val="6AAB73"/>
-          <w:lang w:val="en-US"/>
-        </w:rPr>
-        <w:t xml:space="preserve"> </w:t>
-      </w:r>
-      <w:r>
-        <w:rPr>
-          <w:color w:val="6AAB73"/>
-        </w:rPr>
-        <w:t>на</w:t>
-      </w:r>
-      <w:r>
-        <w:rPr>
-          <w:color w:val="6AAB73"/>
-          <w:lang w:val="en-US"/>
-        </w:rPr>
-        <w:t xml:space="preserve"> Python, "</w:t>
-      </w:r>
-      <w:r>
-        <w:rPr>
-          <w:color w:val="6AAB73"/>
-          <w:lang w:val="en-US"/>
-        </w:rPr>
-        <w:br/>
-      </w:r>
-      <w:r>
-        <w:rPr>
-          <w:color w:val="6AAB73"/>
-          <w:lang w:val="en-US"/>
-        </w:rPr>
-        <w:lastRenderedPageBreak/>
-        <w:t xml:space="preserve">            "</w:t>
-      </w:r>
-      <w:r>
-        <w:rPr>
-          <w:color w:val="6AAB73"/>
-        </w:rPr>
-        <w:t>который</w:t>
-      </w:r>
-      <w:r>
-        <w:rPr>
-          <w:color w:val="6AAB73"/>
-          <w:lang w:val="en-US"/>
-        </w:rPr>
-        <w:t xml:space="preserve"> </w:t>
-      </w:r>
-      <w:r>
-        <w:rPr>
-          <w:color w:val="6AAB73"/>
-        </w:rPr>
-        <w:t>рекомендует</w:t>
-      </w:r>
-      <w:r>
-        <w:rPr>
-          <w:color w:val="6AAB73"/>
-          <w:lang w:val="en-US"/>
-        </w:rPr>
-        <w:t xml:space="preserve"> </w:t>
-      </w:r>
-      <w:r>
-        <w:rPr>
-          <w:color w:val="6AAB73"/>
-        </w:rPr>
-        <w:t>фильмы</w:t>
-      </w:r>
-      <w:r>
-        <w:rPr>
-          <w:color w:val="6AAB73"/>
-          <w:lang w:val="en-US"/>
-        </w:rPr>
-        <w:t xml:space="preserve"> </w:t>
-      </w:r>
-      <w:r>
-        <w:rPr>
-          <w:color w:val="6AAB73"/>
-        </w:rPr>
-        <w:t>по</w:t>
-      </w:r>
-      <w:r>
-        <w:rPr>
-          <w:color w:val="6AAB73"/>
-          <w:lang w:val="en-US"/>
-        </w:rPr>
-        <w:t xml:space="preserve"> </w:t>
-      </w:r>
-      <w:r>
-        <w:rPr>
-          <w:color w:val="6AAB73"/>
-        </w:rPr>
-        <w:t>жанру</w:t>
-      </w:r>
-      <w:r>
-        <w:rPr>
-          <w:color w:val="6AAB73"/>
-          <w:lang w:val="en-US"/>
-        </w:rPr>
-        <w:t>."</w:t>
-      </w:r>
-      <w:r>
-        <w:rPr>
-          <w:color w:val="6AAB73"/>
-          <w:lang w:val="en-US"/>
-        </w:rPr>
-        <w:br/>
-        <w:t xml:space="preserve">        </w:t>
-      </w:r>
-      <w:r>
-        <w:rPr>
-          <w:color w:val="BCBEC4"/>
-          <w:lang w:val="en-US"/>
-        </w:rPr>
-        <w:t>)</w:t>
-      </w:r>
-      <w:r>
-        <w:rPr>
-          <w:color w:val="BCBEC4"/>
-          <w:lang w:val="en-US"/>
-        </w:rPr>
-        <w:br/>
-      </w:r>
-      <w:r>
-        <w:rPr>
-          <w:color w:val="BCBEC4"/>
-          <w:lang w:val="en-US"/>
-        </w:rPr>
-        <w:br/>
-        <w:t xml:space="preserve">    </w:t>
-      </w:r>
-      <w:r>
-        <w:rPr>
-          <w:color w:val="CF8E6D"/>
-          <w:lang w:val="en-US"/>
-        </w:rPr>
-        <w:t>else</w:t>
-      </w:r>
-      <w:r>
-        <w:rPr>
-          <w:color w:val="BCBEC4"/>
-          <w:lang w:val="en-US"/>
-        </w:rPr>
-        <w:t>:</w:t>
-      </w:r>
-      <w:r>
-        <w:rPr>
-          <w:color w:val="BCBEC4"/>
-          <w:lang w:val="en-US"/>
-        </w:rPr>
-        <w:br/>
-        <w:t xml:space="preserve">        </w:t>
-      </w:r>
-      <w:r>
-        <w:rPr>
-          <w:color w:val="CF8E6D"/>
-          <w:lang w:val="en-US"/>
-        </w:rPr>
-        <w:t xml:space="preserve">await </w:t>
-      </w:r>
-      <w:proofErr w:type="spellStart"/>
-      <w:r>
-        <w:rPr>
-          <w:color w:val="BCBEC4"/>
-          <w:lang w:val="en-US"/>
-        </w:rPr>
-        <w:t>update.message.reply_text</w:t>
-      </w:r>
-      <w:proofErr w:type="spellEnd"/>
-      <w:r>
-        <w:rPr>
-          <w:color w:val="BCBEC4"/>
-          <w:lang w:val="en-US"/>
-        </w:rPr>
-        <w:t>(</w:t>
-      </w:r>
-      <w:r>
-        <w:rPr>
-          <w:color w:val="BCBEC4"/>
-          <w:lang w:val="en-US"/>
-        </w:rPr>
-        <w:br/>
-        <w:t xml:space="preserve">            </w:t>
-      </w:r>
-      <w:r>
-        <w:rPr>
-          <w:color w:val="6AAB73"/>
-          <w:lang w:val="en-US"/>
-        </w:rPr>
-        <w:t>"</w:t>
-      </w:r>
-      <w:r>
-        <w:rPr>
-          <w:color w:val="6AAB73"/>
-        </w:rPr>
-        <w:t>Пожалуйста</w:t>
-      </w:r>
-      <w:r>
-        <w:rPr>
-          <w:color w:val="6AAB73"/>
-          <w:lang w:val="en-US"/>
-        </w:rPr>
-        <w:t xml:space="preserve">, </w:t>
-      </w:r>
-      <w:r>
-        <w:rPr>
-          <w:color w:val="6AAB73"/>
-        </w:rPr>
-        <w:t>выбери</w:t>
-      </w:r>
-      <w:r>
-        <w:rPr>
-          <w:color w:val="6AAB73"/>
-          <w:lang w:val="en-US"/>
-        </w:rPr>
-        <w:t xml:space="preserve"> </w:t>
-      </w:r>
-      <w:r>
-        <w:rPr>
-          <w:color w:val="6AAB73"/>
-        </w:rPr>
-        <w:t>жанр</w:t>
-      </w:r>
-      <w:r>
-        <w:rPr>
-          <w:color w:val="6AAB73"/>
-          <w:lang w:val="en-US"/>
-        </w:rPr>
-        <w:t xml:space="preserve"> </w:t>
-      </w:r>
-      <w:r>
-        <w:rPr>
-          <w:color w:val="6AAB73"/>
-        </w:rPr>
-        <w:t>с</w:t>
-      </w:r>
-      <w:r>
-        <w:rPr>
-          <w:color w:val="6AAB73"/>
-          <w:lang w:val="en-US"/>
-        </w:rPr>
-        <w:t xml:space="preserve"> </w:t>
-      </w:r>
-      <w:r>
-        <w:rPr>
-          <w:color w:val="6AAB73"/>
-        </w:rPr>
-        <w:t>помощью</w:t>
-      </w:r>
-      <w:r>
-        <w:rPr>
-          <w:color w:val="6AAB73"/>
-          <w:lang w:val="en-US"/>
-        </w:rPr>
-        <w:t xml:space="preserve"> </w:t>
-      </w:r>
-      <w:r>
-        <w:rPr>
-          <w:color w:val="6AAB73"/>
-        </w:rPr>
-        <w:t>кнопок</w:t>
-      </w:r>
-      <w:r>
-        <w:rPr>
-          <w:color w:val="6AAB73"/>
-          <w:lang w:val="en-US"/>
-        </w:rPr>
-        <w:t>."</w:t>
-      </w:r>
-      <w:r>
-        <w:rPr>
-          <w:color w:val="6AAB73"/>
-          <w:lang w:val="en-US"/>
-        </w:rPr>
-        <w:br/>
-        <w:t xml:space="preserve">        </w:t>
-      </w:r>
-      <w:r>
-        <w:rPr>
-          <w:color w:val="BCBEC4"/>
-          <w:lang w:val="en-US"/>
-        </w:rPr>
-        <w:t>)</w:t>
-      </w:r>
-      <w:r>
-        <w:rPr>
-          <w:color w:val="BCBEC4"/>
-          <w:lang w:val="en-US"/>
-        </w:rPr>
-        <w:br/>
-      </w:r>
-      <w:r>
-        <w:rPr>
-          <w:color w:val="BCBEC4"/>
-          <w:lang w:val="en-US"/>
-        </w:rPr>
-        <w:br/>
-      </w:r>
-      <w:r>
-        <w:rPr>
-          <w:color w:val="BCBEC4"/>
-          <w:lang w:val="en-US"/>
-        </w:rPr>
-        <w:br/>
-      </w:r>
-      <w:r>
-        <w:rPr>
-          <w:color w:val="CF8E6D"/>
-          <w:lang w:val="en-US"/>
-        </w:rPr>
-        <w:t xml:space="preserve">def </w:t>
-      </w:r>
-      <w:r>
-        <w:rPr>
-          <w:color w:val="56A8F5"/>
-          <w:lang w:val="en-US"/>
-        </w:rPr>
-        <w:t>main</w:t>
-      </w:r>
-      <w:r>
-        <w:rPr>
-          <w:color w:val="BCBEC4"/>
-          <w:lang w:val="en-US"/>
-        </w:rPr>
-        <w:t>():</w:t>
-      </w:r>
-      <w:r>
-        <w:rPr>
-          <w:color w:val="BCBEC4"/>
-          <w:lang w:val="en-US"/>
-        </w:rPr>
-        <w:br/>
-        <w:t xml:space="preserve">    token = </w:t>
-      </w:r>
-      <w:proofErr w:type="spellStart"/>
-      <w:r>
-        <w:rPr>
-          <w:color w:val="BCBEC4"/>
-          <w:lang w:val="en-US"/>
-        </w:rPr>
-        <w:t>os.getenv</w:t>
-      </w:r>
-      <w:proofErr w:type="spellEnd"/>
-      <w:r>
-        <w:rPr>
-          <w:color w:val="BCBEC4"/>
-          <w:lang w:val="en-US"/>
-        </w:rPr>
-        <w:t>(</w:t>
-      </w:r>
-      <w:r>
-        <w:rPr>
-          <w:color w:val="6AAB73"/>
-          <w:lang w:val="en-US"/>
-        </w:rPr>
-        <w:t>"TELEGRAM_BOT_TOKEN"</w:t>
-      </w:r>
-      <w:r>
-        <w:rPr>
-          <w:color w:val="BCBEC4"/>
-          <w:lang w:val="en-US"/>
-        </w:rPr>
-        <w:t>)</w:t>
-      </w:r>
-      <w:r>
-        <w:rPr>
-          <w:color w:val="BCBEC4"/>
-          <w:lang w:val="en-US"/>
-        </w:rPr>
-        <w:br/>
-      </w:r>
-      <w:r>
-        <w:rPr>
-          <w:color w:val="BCBEC4"/>
-          <w:lang w:val="en-US"/>
-        </w:rPr>
-        <w:br/>
-        <w:t xml:space="preserve">    </w:t>
-      </w:r>
-      <w:r>
-        <w:rPr>
-          <w:color w:val="CF8E6D"/>
-          <w:lang w:val="en-US"/>
-        </w:rPr>
-        <w:t xml:space="preserve">if not </w:t>
-      </w:r>
-      <w:r>
-        <w:rPr>
-          <w:color w:val="BCBEC4"/>
-          <w:lang w:val="en-US"/>
-        </w:rPr>
-        <w:t>token:</w:t>
-      </w:r>
-      <w:r>
-        <w:rPr>
-          <w:color w:val="BCBEC4"/>
-          <w:lang w:val="en-US"/>
-        </w:rPr>
-        <w:br/>
-        <w:t xml:space="preserve">        </w:t>
-      </w:r>
-      <w:r>
-        <w:rPr>
-          <w:color w:val="8888C6"/>
-          <w:lang w:val="en-US"/>
-        </w:rPr>
-        <w:t>print</w:t>
-      </w:r>
-      <w:r>
-        <w:rPr>
-          <w:color w:val="BCBEC4"/>
-          <w:lang w:val="en-US"/>
-        </w:rPr>
-        <w:t>(</w:t>
-      </w:r>
-      <w:r>
-        <w:rPr>
-          <w:color w:val="6AAB73"/>
-          <w:lang w:val="en-US"/>
-        </w:rPr>
-        <w:t>"</w:t>
-      </w:r>
-      <w:r>
-        <w:rPr>
-          <w:color w:val="6AAB73"/>
-        </w:rPr>
-        <w:t>Ошибка</w:t>
-      </w:r>
-      <w:r>
-        <w:rPr>
-          <w:color w:val="6AAB73"/>
-          <w:lang w:val="en-US"/>
-        </w:rPr>
-        <w:t xml:space="preserve">: </w:t>
-      </w:r>
-      <w:r>
-        <w:rPr>
-          <w:color w:val="6AAB73"/>
-        </w:rPr>
-        <w:t>токен</w:t>
-      </w:r>
-      <w:r>
-        <w:rPr>
-          <w:color w:val="6AAB73"/>
-          <w:lang w:val="en-US"/>
-        </w:rPr>
-        <w:t xml:space="preserve"> </w:t>
-      </w:r>
-      <w:r>
-        <w:rPr>
-          <w:color w:val="6AAB73"/>
-        </w:rPr>
-        <w:t>не</w:t>
-      </w:r>
-      <w:r>
-        <w:rPr>
-          <w:color w:val="6AAB73"/>
-          <w:lang w:val="en-US"/>
-        </w:rPr>
-        <w:t xml:space="preserve"> </w:t>
-      </w:r>
-      <w:r>
-        <w:rPr>
-          <w:color w:val="6AAB73"/>
-        </w:rPr>
-        <w:t>найден</w:t>
-      </w:r>
-      <w:r>
-        <w:rPr>
-          <w:color w:val="6AAB73"/>
-          <w:lang w:val="en-US"/>
-        </w:rPr>
-        <w:t xml:space="preserve"> </w:t>
-      </w:r>
-      <w:r>
-        <w:rPr>
-          <w:color w:val="6AAB73"/>
-        </w:rPr>
-        <w:t>в</w:t>
-      </w:r>
-      <w:r>
-        <w:rPr>
-          <w:color w:val="6AAB73"/>
-          <w:lang w:val="en-US"/>
-        </w:rPr>
-        <w:t xml:space="preserve"> </w:t>
-      </w:r>
-      <w:r>
-        <w:rPr>
-          <w:color w:val="6AAB73"/>
-        </w:rPr>
-        <w:t>файле</w:t>
-      </w:r>
-      <w:r>
-        <w:rPr>
-          <w:color w:val="6AAB73"/>
-          <w:lang w:val="en-US"/>
-        </w:rPr>
-        <w:t xml:space="preserve"> .env"</w:t>
-      </w:r>
-      <w:r>
-        <w:rPr>
-          <w:color w:val="BCBEC4"/>
-          <w:lang w:val="en-US"/>
-        </w:rPr>
-        <w:t>)</w:t>
-      </w:r>
-      <w:r>
-        <w:rPr>
-          <w:color w:val="BCBEC4"/>
-          <w:lang w:val="en-US"/>
-        </w:rPr>
-        <w:br/>
-        <w:t xml:space="preserve">        </w:t>
-      </w:r>
-      <w:r>
-        <w:rPr>
-          <w:color w:val="CF8E6D"/>
-          <w:lang w:val="en-US"/>
-        </w:rPr>
-        <w:t>return</w:t>
-      </w:r>
-      <w:r>
-        <w:rPr>
-          <w:color w:val="CF8E6D"/>
-          <w:lang w:val="en-US"/>
-        </w:rPr>
-        <w:br/>
-      </w:r>
-      <w:r>
-        <w:rPr>
-          <w:color w:val="CF8E6D"/>
-          <w:lang w:val="en-US"/>
-        </w:rPr>
-        <w:br/>
-        <w:t xml:space="preserve">    </w:t>
-      </w:r>
-      <w:r>
-        <w:rPr>
-          <w:color w:val="BCBEC4"/>
-          <w:lang w:val="en-US"/>
-        </w:rPr>
-        <w:t xml:space="preserve">app = </w:t>
-      </w:r>
-      <w:proofErr w:type="spellStart"/>
-      <w:r>
-        <w:rPr>
-          <w:color w:val="BCBEC4"/>
-          <w:lang w:val="en-US"/>
-        </w:rPr>
-        <w:t>ApplicationBuilder</w:t>
-      </w:r>
-      <w:proofErr w:type="spellEnd"/>
-      <w:r>
-        <w:rPr>
-          <w:color w:val="BCBEC4"/>
-          <w:lang w:val="en-US"/>
-        </w:rPr>
-        <w:t>().token(token).build()</w:t>
-      </w:r>
-      <w:r>
-        <w:rPr>
-          <w:color w:val="BCBEC4"/>
-          <w:lang w:val="en-US"/>
-        </w:rPr>
-        <w:br/>
-      </w:r>
-      <w:r>
-        <w:rPr>
-          <w:color w:val="BCBEC4"/>
-          <w:lang w:val="en-US"/>
-        </w:rPr>
-        <w:br/>
-        <w:t xml:space="preserve">    </w:t>
-      </w:r>
-      <w:proofErr w:type="spellStart"/>
-      <w:r>
-        <w:rPr>
-          <w:color w:val="BCBEC4"/>
-          <w:lang w:val="en-US"/>
-        </w:rPr>
-        <w:t>app.add_handler</w:t>
-      </w:r>
-      <w:proofErr w:type="spellEnd"/>
-      <w:r>
-        <w:rPr>
-          <w:color w:val="BCBEC4"/>
-          <w:lang w:val="en-US"/>
-        </w:rPr>
-        <w:t>(</w:t>
-      </w:r>
-      <w:r>
-        <w:rPr>
-          <w:color w:val="BCBEC4"/>
-          <w:lang w:val="en-US"/>
-        </w:rPr>
-        <w:br/>
-        <w:t xml:space="preserve">        </w:t>
-      </w:r>
-      <w:proofErr w:type="spellStart"/>
-      <w:r>
-        <w:rPr>
-          <w:color w:val="BCBEC4"/>
-          <w:lang w:val="en-US"/>
-        </w:rPr>
-        <w:t>CommandHandler</w:t>
-      </w:r>
-      <w:proofErr w:type="spellEnd"/>
-      <w:r>
-        <w:rPr>
-          <w:color w:val="BCBEC4"/>
-          <w:lang w:val="en-US"/>
-        </w:rPr>
-        <w:t>(</w:t>
-      </w:r>
-      <w:r>
-        <w:rPr>
-          <w:color w:val="6AAB73"/>
-          <w:lang w:val="en-US"/>
-        </w:rPr>
-        <w:t>"start"</w:t>
-      </w:r>
-      <w:r>
-        <w:rPr>
-          <w:color w:val="BCBEC4"/>
-          <w:lang w:val="en-US"/>
-        </w:rPr>
-        <w:t>, start)</w:t>
-      </w:r>
-      <w:r>
-        <w:rPr>
-          <w:color w:val="BCBEC4"/>
-          <w:lang w:val="en-US"/>
-        </w:rPr>
-        <w:br/>
-        <w:t xml:space="preserve">    )</w:t>
-      </w:r>
-      <w:r>
-        <w:rPr>
-          <w:color w:val="BCBEC4"/>
-          <w:lang w:val="en-US"/>
-        </w:rPr>
-        <w:br/>
-      </w:r>
-      <w:r>
-        <w:rPr>
-          <w:color w:val="BCBEC4"/>
-          <w:lang w:val="en-US"/>
-        </w:rPr>
-        <w:br/>
-        <w:t xml:space="preserve">    </w:t>
-      </w:r>
-      <w:proofErr w:type="spellStart"/>
-      <w:r>
-        <w:rPr>
-          <w:color w:val="BCBEC4"/>
-          <w:lang w:val="en-US"/>
-        </w:rPr>
-        <w:t>app.add_handler</w:t>
-      </w:r>
-      <w:proofErr w:type="spellEnd"/>
-      <w:r>
-        <w:rPr>
-          <w:color w:val="BCBEC4"/>
-          <w:lang w:val="en-US"/>
-        </w:rPr>
-        <w:t>(</w:t>
-      </w:r>
-      <w:r>
-        <w:rPr>
-          <w:color w:val="BCBEC4"/>
-          <w:lang w:val="en-US"/>
-        </w:rPr>
-        <w:br/>
-        <w:t xml:space="preserve">        </w:t>
-      </w:r>
-      <w:proofErr w:type="spellStart"/>
-      <w:r>
-        <w:rPr>
-          <w:color w:val="BCBEC4"/>
-          <w:lang w:val="en-US"/>
-        </w:rPr>
-        <w:t>MessageHandler</w:t>
-      </w:r>
-      <w:proofErr w:type="spellEnd"/>
-      <w:r>
-        <w:rPr>
-          <w:color w:val="BCBEC4"/>
-          <w:lang w:val="en-US"/>
-        </w:rPr>
-        <w:t>(</w:t>
-      </w:r>
-      <w:r>
-        <w:rPr>
-          <w:color w:val="BCBEC4"/>
-          <w:lang w:val="en-US"/>
-        </w:rPr>
-        <w:br/>
-        <w:t xml:space="preserve">            </w:t>
-      </w:r>
-      <w:proofErr w:type="spellStart"/>
-      <w:r>
-        <w:rPr>
-          <w:color w:val="BCBEC4"/>
-          <w:lang w:val="en-US"/>
-        </w:rPr>
-        <w:t>filters.TEXT</w:t>
-      </w:r>
-      <w:proofErr w:type="spellEnd"/>
-      <w:r>
-        <w:rPr>
-          <w:color w:val="BCBEC4"/>
-          <w:lang w:val="en-US"/>
-        </w:rPr>
-        <w:t xml:space="preserve"> &amp; ~</w:t>
-      </w:r>
-      <w:proofErr w:type="spellStart"/>
-      <w:r>
-        <w:rPr>
-          <w:color w:val="BCBEC4"/>
-          <w:lang w:val="en-US"/>
-        </w:rPr>
-        <w:t>filters.COMMAND</w:t>
-      </w:r>
-      <w:proofErr w:type="spellEnd"/>
-      <w:r>
-        <w:rPr>
-          <w:color w:val="BCBEC4"/>
-          <w:lang w:val="en-US"/>
-        </w:rPr>
-        <w:t>,</w:t>
-      </w:r>
-      <w:r>
-        <w:rPr>
-          <w:color w:val="BCBEC4"/>
-          <w:lang w:val="en-US"/>
-        </w:rPr>
-        <w:br/>
-        <w:t xml:space="preserve">            </w:t>
-      </w:r>
-      <w:proofErr w:type="spellStart"/>
-      <w:r>
-        <w:rPr>
-          <w:color w:val="BCBEC4"/>
-          <w:lang w:val="en-US"/>
-        </w:rPr>
-        <w:t>message_handler</w:t>
-      </w:r>
-      <w:proofErr w:type="spellEnd"/>
-      <w:r>
-        <w:rPr>
-          <w:color w:val="BCBEC4"/>
-          <w:lang w:val="en-US"/>
-        </w:rPr>
-        <w:br/>
-        <w:t xml:space="preserve">        )</w:t>
-      </w:r>
-      <w:r>
-        <w:rPr>
-          <w:color w:val="BCBEC4"/>
-          <w:lang w:val="en-US"/>
-        </w:rPr>
-        <w:br/>
-        <w:t xml:space="preserve">    )</w:t>
-      </w:r>
-      <w:r>
-        <w:rPr>
-          <w:color w:val="BCBEC4"/>
-          <w:lang w:val="en-US"/>
-        </w:rPr>
-        <w:br/>
-      </w:r>
-      <w:r>
-        <w:rPr>
-          <w:color w:val="BCBEC4"/>
-          <w:lang w:val="en-US"/>
-        </w:rPr>
-        <w:br/>
-        <w:t xml:space="preserve">    </w:t>
-      </w:r>
-      <w:r>
-        <w:rPr>
-          <w:color w:val="8888C6"/>
-          <w:lang w:val="en-US"/>
-        </w:rPr>
-        <w:t>print</w:t>
-      </w:r>
-      <w:r>
-        <w:rPr>
-          <w:color w:val="BCBEC4"/>
-          <w:lang w:val="en-US"/>
-        </w:rPr>
-        <w:t>(</w:t>
-      </w:r>
-      <w:r>
-        <w:rPr>
-          <w:color w:val="6AAB73"/>
-          <w:lang w:val="en-US"/>
-        </w:rPr>
-        <w:t xml:space="preserve">"Movie Bot </w:t>
-      </w:r>
-      <w:r>
-        <w:rPr>
-          <w:color w:val="6AAB73"/>
-        </w:rPr>
-        <w:t>запущен</w:t>
-      </w:r>
-      <w:r>
-        <w:rPr>
-          <w:color w:val="6AAB73"/>
-          <w:lang w:val="en-US"/>
-        </w:rPr>
-        <w:t>..."</w:t>
-      </w:r>
-      <w:r>
-        <w:rPr>
-          <w:color w:val="BCBEC4"/>
-          <w:lang w:val="en-US"/>
-        </w:rPr>
-        <w:t>)</w:t>
-      </w:r>
-      <w:r>
-        <w:rPr>
-          <w:color w:val="BCBEC4"/>
-          <w:lang w:val="en-US"/>
-        </w:rPr>
-        <w:br/>
-      </w:r>
-      <w:r>
-        <w:rPr>
-          <w:color w:val="BCBEC4"/>
-          <w:lang w:val="en-US"/>
-        </w:rPr>
-        <w:br/>
-        <w:t xml:space="preserve">    </w:t>
-      </w:r>
-      <w:proofErr w:type="spellStart"/>
-      <w:r>
-        <w:rPr>
-          <w:color w:val="BCBEC4"/>
-        </w:rPr>
-        <w:t>app.run_polling</w:t>
-      </w:r>
-      <w:proofErr w:type="spellEnd"/>
-      <w:r>
-        <w:rPr>
-          <w:color w:val="BCBEC4"/>
-        </w:rPr>
-        <w:t>()</w:t>
-      </w:r>
-      <w:r>
-        <w:rPr>
-          <w:color w:val="BCBEC4"/>
-        </w:rPr>
-        <w:br/>
-      </w:r>
-      <w:r>
-        <w:rPr>
-          <w:color w:val="BCBEC4"/>
-        </w:rPr>
-        <w:br/>
-      </w:r>
-      <w:r>
-        <w:rPr>
-          <w:color w:val="BCBEC4"/>
-        </w:rPr>
-        <w:br/>
-      </w:r>
-      <w:proofErr w:type="spellStart"/>
-      <w:r>
-        <w:rPr>
-          <w:color w:val="CF8E6D"/>
-        </w:rPr>
-        <w:t>if</w:t>
-      </w:r>
-      <w:proofErr w:type="spellEnd"/>
-      <w:r>
-        <w:rPr>
-          <w:color w:val="CF8E6D"/>
-        </w:rPr>
-        <w:t xml:space="preserve"> </w:t>
-      </w:r>
-      <w:r>
-        <w:rPr>
-          <w:color w:val="BCBEC4"/>
-        </w:rPr>
-        <w:t>__</w:t>
-      </w:r>
-      <w:proofErr w:type="spellStart"/>
-      <w:r>
-        <w:rPr>
-          <w:color w:val="BCBEC4"/>
-        </w:rPr>
-        <w:t>name</w:t>
-      </w:r>
-      <w:proofErr w:type="spellEnd"/>
-      <w:r>
-        <w:rPr>
-          <w:color w:val="BCBEC4"/>
-        </w:rPr>
-        <w:t xml:space="preserve">__ == </w:t>
-      </w:r>
-      <w:r>
-        <w:rPr>
-          <w:color w:val="6AAB73"/>
-        </w:rPr>
-        <w:t>"__</w:t>
-      </w:r>
-      <w:proofErr w:type="spellStart"/>
-      <w:r>
-        <w:rPr>
-          <w:color w:val="6AAB73"/>
-        </w:rPr>
-        <w:t>main</w:t>
-      </w:r>
-      <w:proofErr w:type="spellEnd"/>
-      <w:r>
-        <w:rPr>
-          <w:color w:val="6AAB73"/>
-        </w:rPr>
-        <w:t>__"</w:t>
-      </w:r>
-      <w:r>
-        <w:rPr>
-          <w:color w:val="BCBEC4"/>
-        </w:rPr>
-        <w:t>:</w:t>
-      </w:r>
-      <w:r>
-        <w:rPr>
-          <w:color w:val="BCBEC4"/>
-        </w:rPr>
-        <w:br/>
-        <w:t xml:space="preserve">    </w:t>
-      </w:r>
-      <w:proofErr w:type="spellStart"/>
-      <w:r>
-        <w:rPr>
-          <w:color w:val="BCBEC4"/>
-        </w:rPr>
-        <w:t>main</w:t>
-      </w:r>
-      <w:proofErr w:type="spellEnd"/>
-      <w:r>
-        <w:rPr>
-          <w:color w:val="BCBEC4"/>
-        </w:rPr>
-        <w:t>()</w:t>
+        <w:br/>
+        <w:t xml:space="preserve">    main()</w:t>
       </w:r>
     </w:p>
     <w:p>
@@ -3927,6 +2986,7 @@
         <w:rPr>
           <w:sz w:val="24"/>
           <w:szCs w:val="24"/>
+          <w:lang w:val="en-US"/>
         </w:rPr>
       </w:pPr>
     </w:p>
@@ -4162,7 +3222,6 @@
         <w:docPartUnique/>
       </w:docPartObj>
     </w:sdtPr>
-    <w:sdtEndPr/>
     <w:sdtContent>
       <w:p>
         <w:pPr>
